--- a/master/Course/OnyushevA_RK6-31_MMAPS.docx
+++ b/master/Course/OnyushevA_RK6-31_MMAPS.docx
@@ -1,6 +1,6 @@
 
 <file path=word/document.xml><?xml version="1.0" encoding="utf-8"?>
-<w:document xmlns:wpc="http://schemas.microsoft.com/office/word/2010/wordprocessingCanvas" xmlns:cx="http://schemas.microsoft.com/office/drawing/2014/chartex" xmlns:cx1="http://schemas.microsoft.com/office/drawing/2015/9/8/chartex" xmlns:cx2="http://schemas.microsoft.com/office/drawing/2015/10/21/chartex" xmlns:cx3="http://schemas.microsoft.com/office/drawing/2016/5/9/chartex" xmlns:cx4="http://schemas.microsoft.com/office/drawing/2016/5/10/chartex" xmlns:cx5="http://schemas.microsoft.com/office/drawing/2016/5/11/chartex" xmlns:cx6="http://schemas.microsoft.com/office/drawing/2016/5/12/chartex" xmlns:cx7="http://schemas.microsoft.com/office/drawing/2016/5/13/chartex" xmlns:cx8="http://schemas.microsoft.com/office/drawing/2016/5/14/chartex" xmlns:mc="http://schemas.openxmlformats.org/markup-compatibility/2006" xmlns:aink="http://schemas.microsoft.com/office/drawing/2016/ink" xmlns:am3d="http://schemas.microsoft.com/office/drawing/2017/model3d" xmlns:o="urn:schemas-microsoft-com:office:office" xmlns:oel="http://schemas.microsoft.com/office/2019/extlst" xmlns:r="http://schemas.openxmlformats.org/officeDocument/2006/relationships" xmlns:m="http://schemas.openxmlformats.org/officeDocument/2006/math" xmlns:v="urn:schemas-microsoft-com:vml" xmlns:wp14="http://schemas.microsoft.com/office/word/2010/wordprocessingDrawing" xmlns:wp="http://schemas.openxmlformats.org/drawingml/2006/wordprocessingDrawing" xmlns:w10="urn:schemas-microsoft-com:office:word" xmlns:w="http://schemas.openxmlformats.org/wordprocessingml/2006/main" xmlns:w14="http://schemas.microsoft.com/office/word/2010/wordml" xmlns:w15="http://schemas.microsoft.com/office/word/2012/wordml" xmlns:w16cex="http://schemas.microsoft.com/office/word/2018/wordml/cex" xmlns:w16cid="http://schemas.microsoft.com/office/word/2016/wordml/cid" xmlns:w16="http://schemas.microsoft.com/office/word/2018/wordml" xmlns:w16du="http://schemas.microsoft.com/office/word/2023/wordml/word16du" xmlns:w16sdtdh="http://schemas.microsoft.com/office/word/2020/wordml/sdtdatahash" xmlns:w16sdtfl="http://schemas.microsoft.com/office/word/2024/wordml/sdtformatlock" xmlns:w16se="http://schemas.microsoft.com/office/word/2015/wordml/symex" xmlns:wpg="http://schemas.microsoft.com/office/word/2010/wordprocessingGroup" xmlns:wpi="http://schemas.microsoft.com/office/word/2010/wordprocessingInk" xmlns:wne="http://schemas.microsoft.com/office/word/2006/wordml" xmlns:wps="http://schemas.microsoft.com/office/word/2010/wordprocessingShape" mc:Ignorable="w14 w15 w16se w16cid w16 w16cex w16sdtdh w16sdtfl w16du wp14">
+<w:document xmlns:wpc="http://schemas.microsoft.com/office/word/2010/wordprocessingCanvas" xmlns:cx="http://schemas.microsoft.com/office/drawing/2014/chartex" xmlns:cx1="http://schemas.microsoft.com/office/drawing/2015/9/8/chartex" xmlns:cx2="http://schemas.microsoft.com/office/drawing/2015/10/21/chartex" xmlns:cx3="http://schemas.microsoft.com/office/drawing/2016/5/9/chartex" xmlns:cx4="http://schemas.microsoft.com/office/drawing/2016/5/10/chartex" xmlns:cx5="http://schemas.microsoft.com/office/drawing/2016/5/11/chartex" xmlns:cx6="http://schemas.microsoft.com/office/drawing/2016/5/12/chartex" xmlns:cx7="http://schemas.microsoft.com/office/drawing/2016/5/13/chartex" xmlns:cx8="http://schemas.microsoft.com/office/drawing/2016/5/14/chartex" xmlns:mc="http://schemas.openxmlformats.org/markup-compatibility/2006" xmlns:aink="http://schemas.microsoft.com/office/drawing/2016/ink" xmlns:am3d="http://schemas.microsoft.com/office/drawing/2017/model3d" xmlns:o="urn:schemas-microsoft-com:office:office" xmlns:r="http://schemas.openxmlformats.org/officeDocument/2006/relationships" xmlns:m="http://schemas.openxmlformats.org/officeDocument/2006/math" xmlns:v="urn:schemas-microsoft-com:vml" xmlns:wp14="http://schemas.microsoft.com/office/word/2010/wordprocessingDrawing" xmlns:wp="http://schemas.openxmlformats.org/drawingml/2006/wordprocessingDrawing" xmlns:w10="urn:schemas-microsoft-com:office:word" xmlns:w="http://schemas.openxmlformats.org/wordprocessingml/2006/main" xmlns:w14="http://schemas.microsoft.com/office/word/2010/wordml" xmlns:w15="http://schemas.microsoft.com/office/word/2012/wordml" xmlns:w16cex="http://schemas.microsoft.com/office/word/2018/wordml/cex" xmlns:w16cid="http://schemas.microsoft.com/office/word/2016/wordml/cid" xmlns:w16="http://schemas.microsoft.com/office/word/2018/wordml" xmlns:w16sdtdh="http://schemas.microsoft.com/office/word/2020/wordml/sdtdatahash" xmlns:w16se="http://schemas.microsoft.com/office/word/2015/wordml/symex" xmlns:wpg="http://schemas.microsoft.com/office/word/2010/wordprocessingGroup" xmlns:wpi="http://schemas.microsoft.com/office/word/2010/wordprocessingInk" xmlns:wne="http://schemas.microsoft.com/office/word/2006/wordml" xmlns:wps="http://schemas.microsoft.com/office/word/2010/wordprocessingShape" mc:Ignorable="w14 w15 w16se w16cid w16 w16cex w16sdtdh wp14">
   <w:body>
     <w:tbl>
       <w:tblPr>
@@ -2363,7 +2363,18 @@
           <w:u w:val="single"/>
           <w:lang w:val="en-US"/>
         </w:rPr>
-        <w:t>Figma__________________________</w:t>
+        <w:t>Figma</w:t>
+      </w:r>
+      <w:r>
+        <w:rPr>
+          <w:rFonts w:ascii="Times New Roman" w:hAnsi="Times New Roman"/>
+          <w:bCs/>
+          <w:iCs/>
+          <w:sz w:val="22"/>
+          <w:szCs w:val="22"/>
+          <w:u w:val="single"/>
+        </w:rPr>
+        <w:t>__________________________</w:t>
       </w:r>
       <w:r>
         <w:rPr>
@@ -3199,13 +3210,12 @@
     <w:p>
       <w:pPr>
         <w:pStyle w:val="HeaderDefault"/>
-      </w:pPr>
-      <w:bookmarkStart w:id="0" w:name="_Toc221494697"/>
+        <w:outlineLvl w:val="9"/>
+      </w:pPr>
       <w:r>
         <w:lastRenderedPageBreak/>
         <w:t>АННОТАЦИЯ</w:t>
       </w:r>
-      <w:bookmarkEnd w:id="0"/>
     </w:p>
     <w:p>
       <w:pPr>
@@ -3302,23 +3312,7 @@
           <w:szCs w:val="28"/>
           <w:lang w:val="ru-RU"/>
         </w:rPr>
-        <w:t xml:space="preserve">В рамках работы также рассмотрены вопросы выбора технологий хранения данных и инфраструктуры размещения. Обосновано использование реляционной базы данных </w:t>
-      </w:r>
-      <w:proofErr w:type="spellStart"/>
-      <w:r>
-        <w:rPr>
-          <w:szCs w:val="28"/>
-          <w:lang w:val="ru-RU"/>
-        </w:rPr>
-        <w:t>PostgreSQL</w:t>
-      </w:r>
-      <w:proofErr w:type="spellEnd"/>
-      <w:r>
-        <w:rPr>
-          <w:szCs w:val="28"/>
-          <w:lang w:val="ru-RU"/>
-        </w:rPr>
-        <w:t xml:space="preserve"> для хранения основной информации, </w:t>
+        <w:t xml:space="preserve">В рамках работы также рассмотрены вопросы выбора технологий хранения данных и инфраструктуры размещения. Обосновано использование реляционной базы данных PostgreSQL для хранения основной информации, </w:t>
       </w:r>
       <w:proofErr w:type="spellStart"/>
       <w:r>
@@ -3495,11 +3489,8 @@
             <w:rPr>
               <w:rFonts w:asciiTheme="minorHAnsi" w:hAnsiTheme="minorHAnsi" w:cstheme="minorBidi"/>
               <w:noProof/>
-              <w:kern w:val="2"/>
-              <w:sz w:val="24"/>
-              <w:szCs w:val="24"/>
+              <w:sz w:val="22"/>
               <w:lang w:val="ru-RU" w:eastAsia="ru-RU"/>
-              <w14:ligatures w14:val="standardContextual"/>
             </w:rPr>
           </w:pPr>
           <w:r>
@@ -3511,13 +3502,13 @@
           <w:r>
             <w:fldChar w:fldCharType="separate"/>
           </w:r>
-          <w:hyperlink w:anchor="_Toc221494697" w:history="1">
+          <w:hyperlink w:anchor="_Toc221533052" w:history="1">
             <w:r>
               <w:rPr>
                 <w:rStyle w:val="a6"/>
                 <w:noProof/>
               </w:rPr>
-              <w:t>АННОТАЦИЯ</w:t>
+              <w:t>ВВЕДЕНИЕ</w:t>
             </w:r>
             <w:r>
               <w:rPr>
@@ -3538,7 +3529,7 @@
                 <w:noProof/>
                 <w:webHidden/>
               </w:rPr>
-              <w:instrText xml:space="preserve"> PAGEREF _Toc221494697 \h </w:instrText>
+              <w:instrText xml:space="preserve"> PAGEREF _Toc221533052 \h </w:instrText>
             </w:r>
             <w:r>
               <w:rPr>
@@ -3558,7 +3549,975 @@
                 <w:noProof/>
                 <w:webHidden/>
               </w:rPr>
-              <w:t>3</w:t>
+              <w:t>6</w:t>
+            </w:r>
+            <w:r>
+              <w:rPr>
+                <w:noProof/>
+                <w:webHidden/>
+              </w:rPr>
+              <w:fldChar w:fldCharType="end"/>
+            </w:r>
+          </w:hyperlink>
+        </w:p>
+        <w:p>
+          <w:pPr>
+            <w:pStyle w:val="11"/>
+            <w:tabs>
+              <w:tab w:val="left" w:pos="440"/>
+              <w:tab w:val="right" w:leader="dot" w:pos="9629"/>
+            </w:tabs>
+            <w:rPr>
+              <w:rFonts w:asciiTheme="minorHAnsi" w:hAnsiTheme="minorHAnsi" w:cstheme="minorBidi"/>
+              <w:noProof/>
+              <w:sz w:val="22"/>
+              <w:lang w:val="ru-RU" w:eastAsia="ru-RU"/>
+            </w:rPr>
+          </w:pPr>
+          <w:hyperlink w:anchor="_Toc221533053" w:history="1">
+            <w:r>
+              <w:rPr>
+                <w:rStyle w:val="a6"/>
+                <w:noProof/>
+              </w:rPr>
+              <w:t>1.</w:t>
+            </w:r>
+            <w:r>
+              <w:rPr>
+                <w:rFonts w:asciiTheme="minorHAnsi" w:hAnsiTheme="minorHAnsi" w:cstheme="minorBidi"/>
+                <w:noProof/>
+                <w:sz w:val="22"/>
+                <w:lang w:val="ru-RU" w:eastAsia="ru-RU"/>
+              </w:rPr>
+              <w:tab/>
+            </w:r>
+            <w:r>
+              <w:rPr>
+                <w:rStyle w:val="a6"/>
+                <w:noProof/>
+              </w:rPr>
+              <w:t>Системы аутентификации и авторизации</w:t>
+            </w:r>
+            <w:r>
+              <w:rPr>
+                <w:noProof/>
+                <w:webHidden/>
+              </w:rPr>
+              <w:tab/>
+            </w:r>
+            <w:r>
+              <w:rPr>
+                <w:noProof/>
+                <w:webHidden/>
+              </w:rPr>
+              <w:fldChar w:fldCharType="begin"/>
+            </w:r>
+            <w:r>
+              <w:rPr>
+                <w:noProof/>
+                <w:webHidden/>
+              </w:rPr>
+              <w:instrText xml:space="preserve"> PAGEREF _Toc221533053 \h </w:instrText>
+            </w:r>
+            <w:r>
+              <w:rPr>
+                <w:noProof/>
+                <w:webHidden/>
+              </w:rPr>
+            </w:r>
+            <w:r>
+              <w:rPr>
+                <w:noProof/>
+                <w:webHidden/>
+              </w:rPr>
+              <w:fldChar w:fldCharType="separate"/>
+            </w:r>
+            <w:r>
+              <w:rPr>
+                <w:noProof/>
+                <w:webHidden/>
+              </w:rPr>
+              <w:t>8</w:t>
+            </w:r>
+            <w:r>
+              <w:rPr>
+                <w:noProof/>
+                <w:webHidden/>
+              </w:rPr>
+              <w:fldChar w:fldCharType="end"/>
+            </w:r>
+          </w:hyperlink>
+        </w:p>
+        <w:p>
+          <w:pPr>
+            <w:pStyle w:val="11"/>
+            <w:tabs>
+              <w:tab w:val="left" w:pos="660"/>
+              <w:tab w:val="right" w:leader="dot" w:pos="9629"/>
+            </w:tabs>
+            <w:rPr>
+              <w:rFonts w:asciiTheme="minorHAnsi" w:hAnsiTheme="minorHAnsi" w:cstheme="minorBidi"/>
+              <w:noProof/>
+              <w:sz w:val="22"/>
+              <w:lang w:val="ru-RU" w:eastAsia="ru-RU"/>
+            </w:rPr>
+          </w:pPr>
+          <w:hyperlink w:anchor="_Toc221533054" w:history="1">
+            <w:r>
+              <w:rPr>
+                <w:rStyle w:val="a6"/>
+                <w:noProof/>
+              </w:rPr>
+              <w:t>1.1.</w:t>
+            </w:r>
+            <w:r>
+              <w:rPr>
+                <w:rFonts w:asciiTheme="minorHAnsi" w:hAnsiTheme="minorHAnsi" w:cstheme="minorBidi"/>
+                <w:noProof/>
+                <w:sz w:val="22"/>
+                <w:lang w:val="ru-RU" w:eastAsia="ru-RU"/>
+              </w:rPr>
+              <w:tab/>
+            </w:r>
+            <w:r>
+              <w:rPr>
+                <w:rStyle w:val="a6"/>
+                <w:noProof/>
+              </w:rPr>
+              <w:t>Обзор существующих SSO-решений</w:t>
+            </w:r>
+            <w:r>
+              <w:rPr>
+                <w:noProof/>
+                <w:webHidden/>
+              </w:rPr>
+              <w:tab/>
+            </w:r>
+            <w:r>
+              <w:rPr>
+                <w:noProof/>
+                <w:webHidden/>
+              </w:rPr>
+              <w:fldChar w:fldCharType="begin"/>
+            </w:r>
+            <w:r>
+              <w:rPr>
+                <w:noProof/>
+                <w:webHidden/>
+              </w:rPr>
+              <w:instrText xml:space="preserve"> PAGEREF _Toc221533054 \h </w:instrText>
+            </w:r>
+            <w:r>
+              <w:rPr>
+                <w:noProof/>
+                <w:webHidden/>
+              </w:rPr>
+            </w:r>
+            <w:r>
+              <w:rPr>
+                <w:noProof/>
+                <w:webHidden/>
+              </w:rPr>
+              <w:fldChar w:fldCharType="separate"/>
+            </w:r>
+            <w:r>
+              <w:rPr>
+                <w:noProof/>
+                <w:webHidden/>
+              </w:rPr>
+              <w:t>9</w:t>
+            </w:r>
+            <w:r>
+              <w:rPr>
+                <w:noProof/>
+                <w:webHidden/>
+              </w:rPr>
+              <w:fldChar w:fldCharType="end"/>
+            </w:r>
+          </w:hyperlink>
+        </w:p>
+        <w:p>
+          <w:pPr>
+            <w:pStyle w:val="11"/>
+            <w:tabs>
+              <w:tab w:val="left" w:pos="660"/>
+              <w:tab w:val="right" w:leader="dot" w:pos="9629"/>
+            </w:tabs>
+            <w:rPr>
+              <w:rFonts w:asciiTheme="minorHAnsi" w:hAnsiTheme="minorHAnsi" w:cstheme="minorBidi"/>
+              <w:noProof/>
+              <w:sz w:val="22"/>
+              <w:lang w:val="ru-RU" w:eastAsia="ru-RU"/>
+            </w:rPr>
+          </w:pPr>
+          <w:hyperlink w:anchor="_Toc221533055" w:history="1">
+            <w:r>
+              <w:rPr>
+                <w:rStyle w:val="a6"/>
+                <w:noProof/>
+              </w:rPr>
+              <w:t>1.2.</w:t>
+            </w:r>
+            <w:r>
+              <w:rPr>
+                <w:rFonts w:asciiTheme="minorHAnsi" w:hAnsiTheme="minorHAnsi" w:cstheme="minorBidi"/>
+                <w:noProof/>
+                <w:sz w:val="22"/>
+                <w:lang w:val="ru-RU" w:eastAsia="ru-RU"/>
+              </w:rPr>
+              <w:tab/>
+            </w:r>
+            <w:r>
+              <w:rPr>
+                <w:rStyle w:val="a6"/>
+                <w:noProof/>
+              </w:rPr>
+              <w:t>Получившаяся система</w:t>
+            </w:r>
+            <w:r>
+              <w:rPr>
+                <w:noProof/>
+                <w:webHidden/>
+              </w:rPr>
+              <w:tab/>
+            </w:r>
+            <w:r>
+              <w:rPr>
+                <w:noProof/>
+                <w:webHidden/>
+              </w:rPr>
+              <w:fldChar w:fldCharType="begin"/>
+            </w:r>
+            <w:r>
+              <w:rPr>
+                <w:noProof/>
+                <w:webHidden/>
+              </w:rPr>
+              <w:instrText xml:space="preserve"> PAGEREF _Toc221533055 \h </w:instrText>
+            </w:r>
+            <w:r>
+              <w:rPr>
+                <w:noProof/>
+                <w:webHidden/>
+              </w:rPr>
+            </w:r>
+            <w:r>
+              <w:rPr>
+                <w:noProof/>
+                <w:webHidden/>
+              </w:rPr>
+              <w:fldChar w:fldCharType="separate"/>
+            </w:r>
+            <w:r>
+              <w:rPr>
+                <w:noProof/>
+                <w:webHidden/>
+              </w:rPr>
+              <w:t>14</w:t>
+            </w:r>
+            <w:r>
+              <w:rPr>
+                <w:noProof/>
+                <w:webHidden/>
+              </w:rPr>
+              <w:fldChar w:fldCharType="end"/>
+            </w:r>
+          </w:hyperlink>
+        </w:p>
+        <w:p>
+          <w:pPr>
+            <w:pStyle w:val="11"/>
+            <w:tabs>
+              <w:tab w:val="left" w:pos="440"/>
+              <w:tab w:val="right" w:leader="dot" w:pos="9629"/>
+            </w:tabs>
+            <w:rPr>
+              <w:rFonts w:asciiTheme="minorHAnsi" w:hAnsiTheme="minorHAnsi" w:cstheme="minorBidi"/>
+              <w:noProof/>
+              <w:sz w:val="22"/>
+              <w:lang w:val="ru-RU" w:eastAsia="ru-RU"/>
+            </w:rPr>
+          </w:pPr>
+          <w:hyperlink w:anchor="_Toc221533056" w:history="1">
+            <w:r>
+              <w:rPr>
+                <w:rStyle w:val="a6"/>
+                <w:noProof/>
+              </w:rPr>
+              <w:t>2.</w:t>
+            </w:r>
+            <w:r>
+              <w:rPr>
+                <w:rFonts w:asciiTheme="minorHAnsi" w:hAnsiTheme="minorHAnsi" w:cstheme="minorBidi"/>
+                <w:noProof/>
+                <w:sz w:val="22"/>
+                <w:lang w:val="ru-RU" w:eastAsia="ru-RU"/>
+              </w:rPr>
+              <w:tab/>
+            </w:r>
+            <w:r>
+              <w:rPr>
+                <w:rStyle w:val="a6"/>
+                <w:noProof/>
+              </w:rPr>
+              <w:t>Проектирование архитектуры</w:t>
+            </w:r>
+            <w:r>
+              <w:rPr>
+                <w:noProof/>
+                <w:webHidden/>
+              </w:rPr>
+              <w:tab/>
+            </w:r>
+            <w:r>
+              <w:rPr>
+                <w:noProof/>
+                <w:webHidden/>
+              </w:rPr>
+              <w:fldChar w:fldCharType="begin"/>
+            </w:r>
+            <w:r>
+              <w:rPr>
+                <w:noProof/>
+                <w:webHidden/>
+              </w:rPr>
+              <w:instrText xml:space="preserve"> PAGEREF _Toc221533056 \h </w:instrText>
+            </w:r>
+            <w:r>
+              <w:rPr>
+                <w:noProof/>
+                <w:webHidden/>
+              </w:rPr>
+            </w:r>
+            <w:r>
+              <w:rPr>
+                <w:noProof/>
+                <w:webHidden/>
+              </w:rPr>
+              <w:fldChar w:fldCharType="separate"/>
+            </w:r>
+            <w:r>
+              <w:rPr>
+                <w:noProof/>
+                <w:webHidden/>
+              </w:rPr>
+              <w:t>17</w:t>
+            </w:r>
+            <w:r>
+              <w:rPr>
+                <w:noProof/>
+                <w:webHidden/>
+              </w:rPr>
+              <w:fldChar w:fldCharType="end"/>
+            </w:r>
+          </w:hyperlink>
+        </w:p>
+        <w:p>
+          <w:pPr>
+            <w:pStyle w:val="11"/>
+            <w:tabs>
+              <w:tab w:val="left" w:pos="440"/>
+              <w:tab w:val="right" w:leader="dot" w:pos="9629"/>
+            </w:tabs>
+            <w:rPr>
+              <w:rFonts w:asciiTheme="minorHAnsi" w:hAnsiTheme="minorHAnsi" w:cstheme="minorBidi"/>
+              <w:noProof/>
+              <w:sz w:val="22"/>
+              <w:lang w:val="ru-RU" w:eastAsia="ru-RU"/>
+            </w:rPr>
+          </w:pPr>
+          <w:hyperlink w:anchor="_Toc221533057" w:history="1">
+            <w:r>
+              <w:rPr>
+                <w:rStyle w:val="a6"/>
+                <w:noProof/>
+              </w:rPr>
+              <w:t>1.</w:t>
+            </w:r>
+            <w:r>
+              <w:rPr>
+                <w:rFonts w:asciiTheme="minorHAnsi" w:hAnsiTheme="minorHAnsi" w:cstheme="minorBidi"/>
+                <w:noProof/>
+                <w:sz w:val="22"/>
+                <w:lang w:val="ru-RU" w:eastAsia="ru-RU"/>
+              </w:rPr>
+              <w:tab/>
+            </w:r>
+            <w:r>
+              <w:rPr>
+                <w:rStyle w:val="a6"/>
+                <w:noProof/>
+              </w:rPr>
+              <w:t>Выбор языка программирования</w:t>
+            </w:r>
+            <w:r>
+              <w:rPr>
+                <w:noProof/>
+                <w:webHidden/>
+              </w:rPr>
+              <w:tab/>
+            </w:r>
+            <w:r>
+              <w:rPr>
+                <w:noProof/>
+                <w:webHidden/>
+              </w:rPr>
+              <w:fldChar w:fldCharType="begin"/>
+            </w:r>
+            <w:r>
+              <w:rPr>
+                <w:noProof/>
+                <w:webHidden/>
+              </w:rPr>
+              <w:instrText xml:space="preserve"> PAGEREF _Toc221533057 \h </w:instrText>
+            </w:r>
+            <w:r>
+              <w:rPr>
+                <w:noProof/>
+                <w:webHidden/>
+              </w:rPr>
+            </w:r>
+            <w:r>
+              <w:rPr>
+                <w:noProof/>
+                <w:webHidden/>
+              </w:rPr>
+              <w:fldChar w:fldCharType="separate"/>
+            </w:r>
+            <w:r>
+              <w:rPr>
+                <w:noProof/>
+                <w:webHidden/>
+              </w:rPr>
+              <w:t>19</w:t>
+            </w:r>
+            <w:r>
+              <w:rPr>
+                <w:noProof/>
+                <w:webHidden/>
+              </w:rPr>
+              <w:fldChar w:fldCharType="end"/>
+            </w:r>
+          </w:hyperlink>
+        </w:p>
+        <w:p>
+          <w:pPr>
+            <w:pStyle w:val="11"/>
+            <w:tabs>
+              <w:tab w:val="left" w:pos="440"/>
+              <w:tab w:val="right" w:leader="dot" w:pos="9629"/>
+            </w:tabs>
+            <w:rPr>
+              <w:rFonts w:asciiTheme="minorHAnsi" w:hAnsiTheme="minorHAnsi" w:cstheme="minorBidi"/>
+              <w:noProof/>
+              <w:sz w:val="22"/>
+              <w:lang w:val="ru-RU" w:eastAsia="ru-RU"/>
+            </w:rPr>
+          </w:pPr>
+          <w:hyperlink w:anchor="_Toc221533058" w:history="1">
+            <w:r>
+              <w:rPr>
+                <w:rStyle w:val="a6"/>
+                <w:noProof/>
+              </w:rPr>
+              <w:t>2.</w:t>
+            </w:r>
+            <w:r>
+              <w:rPr>
+                <w:rFonts w:asciiTheme="minorHAnsi" w:hAnsiTheme="minorHAnsi" w:cstheme="minorBidi"/>
+                <w:noProof/>
+                <w:sz w:val="22"/>
+                <w:lang w:val="ru-RU" w:eastAsia="ru-RU"/>
+              </w:rPr>
+              <w:tab/>
+            </w:r>
+            <w:r>
+              <w:rPr>
+                <w:rStyle w:val="a6"/>
+                <w:noProof/>
+              </w:rPr>
+              <w:t>Взаимодействие сервисов системы</w:t>
+            </w:r>
+            <w:r>
+              <w:rPr>
+                <w:noProof/>
+                <w:webHidden/>
+              </w:rPr>
+              <w:tab/>
+            </w:r>
+            <w:r>
+              <w:rPr>
+                <w:noProof/>
+                <w:webHidden/>
+              </w:rPr>
+              <w:fldChar w:fldCharType="begin"/>
+            </w:r>
+            <w:r>
+              <w:rPr>
+                <w:noProof/>
+                <w:webHidden/>
+              </w:rPr>
+              <w:instrText xml:space="preserve"> PAGEREF _Toc221533058 \h </w:instrText>
+            </w:r>
+            <w:r>
+              <w:rPr>
+                <w:noProof/>
+                <w:webHidden/>
+              </w:rPr>
+            </w:r>
+            <w:r>
+              <w:rPr>
+                <w:noProof/>
+                <w:webHidden/>
+              </w:rPr>
+              <w:fldChar w:fldCharType="separate"/>
+            </w:r>
+            <w:r>
+              <w:rPr>
+                <w:noProof/>
+                <w:webHidden/>
+              </w:rPr>
+              <w:t>20</w:t>
+            </w:r>
+            <w:r>
+              <w:rPr>
+                <w:noProof/>
+                <w:webHidden/>
+              </w:rPr>
+              <w:fldChar w:fldCharType="end"/>
+            </w:r>
+          </w:hyperlink>
+        </w:p>
+        <w:p>
+          <w:pPr>
+            <w:pStyle w:val="11"/>
+            <w:tabs>
+              <w:tab w:val="left" w:pos="440"/>
+              <w:tab w:val="right" w:leader="dot" w:pos="9629"/>
+            </w:tabs>
+            <w:rPr>
+              <w:rFonts w:asciiTheme="minorHAnsi" w:hAnsiTheme="minorHAnsi" w:cstheme="minorBidi"/>
+              <w:noProof/>
+              <w:sz w:val="22"/>
+              <w:lang w:val="ru-RU" w:eastAsia="ru-RU"/>
+            </w:rPr>
+          </w:pPr>
+          <w:hyperlink w:anchor="_Toc221533059" w:history="1">
+            <w:r>
+              <w:rPr>
+                <w:rStyle w:val="a6"/>
+                <w:noProof/>
+              </w:rPr>
+              <w:t>3.</w:t>
+            </w:r>
+            <w:r>
+              <w:rPr>
+                <w:rFonts w:asciiTheme="minorHAnsi" w:hAnsiTheme="minorHAnsi" w:cstheme="minorBidi"/>
+                <w:noProof/>
+                <w:sz w:val="22"/>
+                <w:lang w:val="ru-RU" w:eastAsia="ru-RU"/>
+              </w:rPr>
+              <w:tab/>
+            </w:r>
+            <w:r>
+              <w:rPr>
+                <w:rStyle w:val="a6"/>
+                <w:noProof/>
+              </w:rPr>
+              <w:t>Технологии хранения данных</w:t>
+            </w:r>
+            <w:r>
+              <w:rPr>
+                <w:noProof/>
+                <w:webHidden/>
+              </w:rPr>
+              <w:tab/>
+            </w:r>
+            <w:r>
+              <w:rPr>
+                <w:noProof/>
+                <w:webHidden/>
+              </w:rPr>
+              <w:fldChar w:fldCharType="begin"/>
+            </w:r>
+            <w:r>
+              <w:rPr>
+                <w:noProof/>
+                <w:webHidden/>
+              </w:rPr>
+              <w:instrText xml:space="preserve"> PAGEREF _Toc221533059 \h </w:instrText>
+            </w:r>
+            <w:r>
+              <w:rPr>
+                <w:noProof/>
+                <w:webHidden/>
+              </w:rPr>
+            </w:r>
+            <w:r>
+              <w:rPr>
+                <w:noProof/>
+                <w:webHidden/>
+              </w:rPr>
+              <w:fldChar w:fldCharType="separate"/>
+            </w:r>
+            <w:r>
+              <w:rPr>
+                <w:noProof/>
+                <w:webHidden/>
+              </w:rPr>
+              <w:t>23</w:t>
+            </w:r>
+            <w:r>
+              <w:rPr>
+                <w:noProof/>
+                <w:webHidden/>
+              </w:rPr>
+              <w:fldChar w:fldCharType="end"/>
+            </w:r>
+          </w:hyperlink>
+        </w:p>
+        <w:p>
+          <w:pPr>
+            <w:pStyle w:val="11"/>
+            <w:tabs>
+              <w:tab w:val="left" w:pos="440"/>
+              <w:tab w:val="right" w:leader="dot" w:pos="9629"/>
+            </w:tabs>
+            <w:rPr>
+              <w:rFonts w:asciiTheme="minorHAnsi" w:hAnsiTheme="minorHAnsi" w:cstheme="minorBidi"/>
+              <w:noProof/>
+              <w:sz w:val="22"/>
+              <w:lang w:val="ru-RU" w:eastAsia="ru-RU"/>
+            </w:rPr>
+          </w:pPr>
+          <w:hyperlink w:anchor="_Toc221533060" w:history="1">
+            <w:r>
+              <w:rPr>
+                <w:rStyle w:val="a6"/>
+                <w:noProof/>
+              </w:rPr>
+              <w:t>1.</w:t>
+            </w:r>
+            <w:r>
+              <w:rPr>
+                <w:rFonts w:asciiTheme="minorHAnsi" w:hAnsiTheme="minorHAnsi" w:cstheme="minorBidi"/>
+                <w:noProof/>
+                <w:sz w:val="22"/>
+                <w:lang w:val="ru-RU" w:eastAsia="ru-RU"/>
+              </w:rPr>
+              <w:tab/>
+            </w:r>
+            <w:r>
+              <w:rPr>
+                <w:rStyle w:val="a6"/>
+                <w:noProof/>
+              </w:rPr>
+              <w:t>Реляционная база данных</w:t>
+            </w:r>
+            <w:r>
+              <w:rPr>
+                <w:noProof/>
+                <w:webHidden/>
+              </w:rPr>
+              <w:tab/>
+            </w:r>
+            <w:r>
+              <w:rPr>
+                <w:noProof/>
+                <w:webHidden/>
+              </w:rPr>
+              <w:fldChar w:fldCharType="begin"/>
+            </w:r>
+            <w:r>
+              <w:rPr>
+                <w:noProof/>
+                <w:webHidden/>
+              </w:rPr>
+              <w:instrText xml:space="preserve"> PAGEREF _Toc221533060 \h </w:instrText>
+            </w:r>
+            <w:r>
+              <w:rPr>
+                <w:noProof/>
+                <w:webHidden/>
+              </w:rPr>
+            </w:r>
+            <w:r>
+              <w:rPr>
+                <w:noProof/>
+                <w:webHidden/>
+              </w:rPr>
+              <w:fldChar w:fldCharType="separate"/>
+            </w:r>
+            <w:r>
+              <w:rPr>
+                <w:noProof/>
+                <w:webHidden/>
+              </w:rPr>
+              <w:t>24</w:t>
+            </w:r>
+            <w:r>
+              <w:rPr>
+                <w:noProof/>
+                <w:webHidden/>
+              </w:rPr>
+              <w:fldChar w:fldCharType="end"/>
+            </w:r>
+          </w:hyperlink>
+        </w:p>
+        <w:p>
+          <w:pPr>
+            <w:pStyle w:val="11"/>
+            <w:tabs>
+              <w:tab w:val="left" w:pos="440"/>
+              <w:tab w:val="right" w:leader="dot" w:pos="9629"/>
+            </w:tabs>
+            <w:rPr>
+              <w:rFonts w:asciiTheme="minorHAnsi" w:hAnsiTheme="minorHAnsi" w:cstheme="minorBidi"/>
+              <w:noProof/>
+              <w:sz w:val="22"/>
+              <w:lang w:val="ru-RU" w:eastAsia="ru-RU"/>
+            </w:rPr>
+          </w:pPr>
+          <w:hyperlink w:anchor="_Toc221533061" w:history="1">
+            <w:r>
+              <w:rPr>
+                <w:rStyle w:val="a6"/>
+                <w:noProof/>
+              </w:rPr>
+              <w:t>2.</w:t>
+            </w:r>
+            <w:r>
+              <w:rPr>
+                <w:rFonts w:asciiTheme="minorHAnsi" w:hAnsiTheme="minorHAnsi" w:cstheme="minorBidi"/>
+                <w:noProof/>
+                <w:sz w:val="22"/>
+                <w:lang w:val="ru-RU" w:eastAsia="ru-RU"/>
+              </w:rPr>
+              <w:tab/>
+            </w:r>
+            <w:r>
+              <w:rPr>
+                <w:rStyle w:val="a6"/>
+                <w:noProof/>
+              </w:rPr>
+              <w:t>In-memory база данных</w:t>
+            </w:r>
+            <w:r>
+              <w:rPr>
+                <w:noProof/>
+                <w:webHidden/>
+              </w:rPr>
+              <w:tab/>
+            </w:r>
+            <w:r>
+              <w:rPr>
+                <w:noProof/>
+                <w:webHidden/>
+              </w:rPr>
+              <w:fldChar w:fldCharType="begin"/>
+            </w:r>
+            <w:r>
+              <w:rPr>
+                <w:noProof/>
+                <w:webHidden/>
+              </w:rPr>
+              <w:instrText xml:space="preserve"> PAGEREF _Toc221533061 \h </w:instrText>
+            </w:r>
+            <w:r>
+              <w:rPr>
+                <w:noProof/>
+                <w:webHidden/>
+              </w:rPr>
+            </w:r>
+            <w:r>
+              <w:rPr>
+                <w:noProof/>
+                <w:webHidden/>
+              </w:rPr>
+              <w:fldChar w:fldCharType="separate"/>
+            </w:r>
+            <w:r>
+              <w:rPr>
+                <w:noProof/>
+                <w:webHidden/>
+              </w:rPr>
+              <w:t>25</w:t>
+            </w:r>
+            <w:r>
+              <w:rPr>
+                <w:noProof/>
+                <w:webHidden/>
+              </w:rPr>
+              <w:fldChar w:fldCharType="end"/>
+            </w:r>
+          </w:hyperlink>
+        </w:p>
+        <w:p>
+          <w:pPr>
+            <w:pStyle w:val="11"/>
+            <w:tabs>
+              <w:tab w:val="left" w:pos="440"/>
+              <w:tab w:val="right" w:leader="dot" w:pos="9629"/>
+            </w:tabs>
+            <w:rPr>
+              <w:rFonts w:asciiTheme="minorHAnsi" w:hAnsiTheme="minorHAnsi" w:cstheme="minorBidi"/>
+              <w:noProof/>
+              <w:sz w:val="22"/>
+              <w:lang w:val="ru-RU" w:eastAsia="ru-RU"/>
+            </w:rPr>
+          </w:pPr>
+          <w:hyperlink w:anchor="_Toc221533062" w:history="1">
+            <w:r>
+              <w:rPr>
+                <w:rStyle w:val="a6"/>
+                <w:noProof/>
+              </w:rPr>
+              <w:t>3.</w:t>
+            </w:r>
+            <w:r>
+              <w:rPr>
+                <w:rFonts w:asciiTheme="minorHAnsi" w:hAnsiTheme="minorHAnsi" w:cstheme="minorBidi"/>
+                <w:noProof/>
+                <w:sz w:val="22"/>
+                <w:lang w:val="ru-RU" w:eastAsia="ru-RU"/>
+              </w:rPr>
+              <w:tab/>
+            </w:r>
+            <w:r>
+              <w:rPr>
+                <w:rStyle w:val="a6"/>
+                <w:noProof/>
+              </w:rPr>
+              <w:t>Объектное хранилище</w:t>
+            </w:r>
+            <w:r>
+              <w:rPr>
+                <w:noProof/>
+                <w:webHidden/>
+              </w:rPr>
+              <w:tab/>
+            </w:r>
+            <w:r>
+              <w:rPr>
+                <w:noProof/>
+                <w:webHidden/>
+              </w:rPr>
+              <w:fldChar w:fldCharType="begin"/>
+            </w:r>
+            <w:r>
+              <w:rPr>
+                <w:noProof/>
+                <w:webHidden/>
+              </w:rPr>
+              <w:instrText xml:space="preserve"> PAGEREF _Toc221533062 \h </w:instrText>
+            </w:r>
+            <w:r>
+              <w:rPr>
+                <w:noProof/>
+                <w:webHidden/>
+              </w:rPr>
+            </w:r>
+            <w:r>
+              <w:rPr>
+                <w:noProof/>
+                <w:webHidden/>
+              </w:rPr>
+              <w:fldChar w:fldCharType="separate"/>
+            </w:r>
+            <w:r>
+              <w:rPr>
+                <w:noProof/>
+                <w:webHidden/>
+              </w:rPr>
+              <w:t>26</w:t>
+            </w:r>
+            <w:r>
+              <w:rPr>
+                <w:noProof/>
+                <w:webHidden/>
+              </w:rPr>
+              <w:fldChar w:fldCharType="end"/>
+            </w:r>
+          </w:hyperlink>
+        </w:p>
+        <w:p>
+          <w:pPr>
+            <w:pStyle w:val="11"/>
+            <w:tabs>
+              <w:tab w:val="left" w:pos="440"/>
+              <w:tab w:val="right" w:leader="dot" w:pos="9629"/>
+            </w:tabs>
+            <w:rPr>
+              <w:rFonts w:asciiTheme="minorHAnsi" w:hAnsiTheme="minorHAnsi" w:cstheme="minorBidi"/>
+              <w:noProof/>
+              <w:sz w:val="22"/>
+              <w:lang w:val="ru-RU" w:eastAsia="ru-RU"/>
+            </w:rPr>
+          </w:pPr>
+          <w:hyperlink w:anchor="_Toc221533063" w:history="1">
+            <w:r>
+              <w:rPr>
+                <w:rStyle w:val="a6"/>
+                <w:noProof/>
+              </w:rPr>
+              <w:t>4.</w:t>
+            </w:r>
+            <w:r>
+              <w:rPr>
+                <w:rFonts w:asciiTheme="minorHAnsi" w:hAnsiTheme="minorHAnsi" w:cstheme="minorBidi"/>
+                <w:noProof/>
+                <w:sz w:val="22"/>
+                <w:lang w:val="ru-RU" w:eastAsia="ru-RU"/>
+              </w:rPr>
+              <w:tab/>
+            </w:r>
+            <w:r>
+              <w:rPr>
+                <w:rStyle w:val="a6"/>
+                <w:noProof/>
+              </w:rPr>
+              <w:t>Пользовательский интерфейс</w:t>
+            </w:r>
+            <w:r>
+              <w:rPr>
+                <w:noProof/>
+                <w:webHidden/>
+              </w:rPr>
+              <w:tab/>
+            </w:r>
+            <w:r>
+              <w:rPr>
+                <w:noProof/>
+                <w:webHidden/>
+              </w:rPr>
+              <w:fldChar w:fldCharType="begin"/>
+            </w:r>
+            <w:r>
+              <w:rPr>
+                <w:noProof/>
+                <w:webHidden/>
+              </w:rPr>
+              <w:instrText xml:space="preserve"> PAGEREF _Toc221533063 \h </w:instrText>
+            </w:r>
+            <w:r>
+              <w:rPr>
+                <w:noProof/>
+                <w:webHidden/>
+              </w:rPr>
+            </w:r>
+            <w:r>
+              <w:rPr>
+                <w:noProof/>
+                <w:webHidden/>
+              </w:rPr>
+              <w:fldChar w:fldCharType="separate"/>
+            </w:r>
+            <w:r>
+              <w:rPr>
+                <w:noProof/>
+                <w:webHidden/>
+              </w:rPr>
+              <w:t>27</w:t>
             </w:r>
             <w:r>
               <w:rPr>
@@ -3578,20 +4537,17 @@
             <w:rPr>
               <w:rFonts w:asciiTheme="minorHAnsi" w:hAnsiTheme="minorHAnsi" w:cstheme="minorBidi"/>
               <w:noProof/>
-              <w:kern w:val="2"/>
-              <w:sz w:val="24"/>
-              <w:szCs w:val="24"/>
+              <w:sz w:val="22"/>
               <w:lang w:val="ru-RU" w:eastAsia="ru-RU"/>
-              <w14:ligatures w14:val="standardContextual"/>
             </w:rPr>
           </w:pPr>
-          <w:hyperlink w:anchor="_Toc221494698" w:history="1">
+          <w:hyperlink w:anchor="_Toc221533064" w:history="1">
             <w:r>
               <w:rPr>
                 <w:rStyle w:val="a6"/>
                 <w:noProof/>
               </w:rPr>
-              <w:t>ОСНОВНЫЕ ПОНЯТИЯ И ОПРЕДЕЛЕНИЯ</w:t>
+              <w:t>ЗАКЛЮЧЕНИЕ</w:t>
             </w:r>
             <w:r>
               <w:rPr>
@@ -3612,7 +4568,7 @@
                 <w:noProof/>
                 <w:webHidden/>
               </w:rPr>
-              <w:instrText xml:space="preserve"> PAGEREF _Toc221494698 \h </w:instrText>
+              <w:instrText xml:space="preserve"> PAGEREF _Toc221533064 \h </w:instrText>
             </w:r>
             <w:r>
               <w:rPr>
@@ -3632,7 +4588,7 @@
                 <w:noProof/>
                 <w:webHidden/>
               </w:rPr>
-              <w:t>5</w:t>
+              <w:t>28</w:t>
             </w:r>
             <w:r>
               <w:rPr>
@@ -3652,20 +4608,17 @@
             <w:rPr>
               <w:rFonts w:asciiTheme="minorHAnsi" w:hAnsiTheme="minorHAnsi" w:cstheme="minorBidi"/>
               <w:noProof/>
-              <w:kern w:val="2"/>
-              <w:sz w:val="24"/>
-              <w:szCs w:val="24"/>
+              <w:sz w:val="22"/>
               <w:lang w:val="ru-RU" w:eastAsia="ru-RU"/>
-              <w14:ligatures w14:val="standardContextual"/>
             </w:rPr>
           </w:pPr>
-          <w:hyperlink w:anchor="_Toc221494699" w:history="1">
+          <w:hyperlink w:anchor="_Toc221533065" w:history="1">
             <w:r>
               <w:rPr>
                 <w:rStyle w:val="a6"/>
                 <w:noProof/>
               </w:rPr>
-              <w:t>ВВЕДЕНИЕ</w:t>
+              <w:t>СПИСОК ИСПОЛЬЗУЕМЫХ ИСТОЧНИКОВ</w:t>
             </w:r>
             <w:r>
               <w:rPr>
@@ -3686,1189 +4639,7 @@
                 <w:noProof/>
                 <w:webHidden/>
               </w:rPr>
-              <w:instrText xml:space="preserve"> PAGEREF _Toc221494699 \h </w:instrText>
-            </w:r>
-            <w:r>
-              <w:rPr>
-                <w:noProof/>
-                <w:webHidden/>
-              </w:rPr>
-            </w:r>
-            <w:r>
-              <w:rPr>
-                <w:noProof/>
-                <w:webHidden/>
-              </w:rPr>
-              <w:fldChar w:fldCharType="separate"/>
-            </w:r>
-            <w:r>
-              <w:rPr>
-                <w:noProof/>
-                <w:webHidden/>
-              </w:rPr>
-              <w:t>6</w:t>
-            </w:r>
-            <w:r>
-              <w:rPr>
-                <w:noProof/>
-                <w:webHidden/>
-              </w:rPr>
-              <w:fldChar w:fldCharType="end"/>
-            </w:r>
-          </w:hyperlink>
-        </w:p>
-        <w:p>
-          <w:pPr>
-            <w:pStyle w:val="11"/>
-            <w:tabs>
-              <w:tab w:val="left" w:pos="480"/>
-              <w:tab w:val="right" w:leader="dot" w:pos="9629"/>
-            </w:tabs>
-            <w:rPr>
-              <w:rFonts w:asciiTheme="minorHAnsi" w:hAnsiTheme="minorHAnsi" w:cstheme="minorBidi"/>
-              <w:noProof/>
-              <w:kern w:val="2"/>
-              <w:sz w:val="24"/>
-              <w:szCs w:val="24"/>
-              <w:lang w:val="ru-RU" w:eastAsia="ru-RU"/>
-              <w14:ligatures w14:val="standardContextual"/>
-            </w:rPr>
-          </w:pPr>
-          <w:hyperlink w:anchor="_Toc221494700" w:history="1">
-            <w:r>
-              <w:rPr>
-                <w:rStyle w:val="a6"/>
-                <w:noProof/>
-              </w:rPr>
-              <w:t>1.</w:t>
-            </w:r>
-            <w:r>
-              <w:rPr>
-                <w:rFonts w:asciiTheme="minorHAnsi" w:hAnsiTheme="minorHAnsi" w:cstheme="minorBidi"/>
-                <w:noProof/>
-                <w:kern w:val="2"/>
-                <w:sz w:val="24"/>
-                <w:szCs w:val="24"/>
-                <w:lang w:val="ru-RU" w:eastAsia="ru-RU"/>
-                <w14:ligatures w14:val="standardContextual"/>
-              </w:rPr>
-              <w:tab/>
-            </w:r>
-            <w:r>
-              <w:rPr>
-                <w:rStyle w:val="a6"/>
-                <w:noProof/>
-              </w:rPr>
-              <w:t>Системы аутентификации и авторизации</w:t>
-            </w:r>
-            <w:r>
-              <w:rPr>
-                <w:noProof/>
-                <w:webHidden/>
-              </w:rPr>
-              <w:tab/>
-            </w:r>
-            <w:r>
-              <w:rPr>
-                <w:noProof/>
-                <w:webHidden/>
-              </w:rPr>
-              <w:fldChar w:fldCharType="begin"/>
-            </w:r>
-            <w:r>
-              <w:rPr>
-                <w:noProof/>
-                <w:webHidden/>
-              </w:rPr>
-              <w:instrText xml:space="preserve"> PAGEREF _Toc221494700 \h </w:instrText>
-            </w:r>
-            <w:r>
-              <w:rPr>
-                <w:noProof/>
-                <w:webHidden/>
-              </w:rPr>
-            </w:r>
-            <w:r>
-              <w:rPr>
-                <w:noProof/>
-                <w:webHidden/>
-              </w:rPr>
-              <w:fldChar w:fldCharType="separate"/>
-            </w:r>
-            <w:r>
-              <w:rPr>
-                <w:noProof/>
-                <w:webHidden/>
-              </w:rPr>
-              <w:t>8</w:t>
-            </w:r>
-            <w:r>
-              <w:rPr>
-                <w:noProof/>
-                <w:webHidden/>
-              </w:rPr>
-              <w:fldChar w:fldCharType="end"/>
-            </w:r>
-          </w:hyperlink>
-        </w:p>
-        <w:p>
-          <w:pPr>
-            <w:pStyle w:val="11"/>
-            <w:tabs>
-              <w:tab w:val="left" w:pos="720"/>
-              <w:tab w:val="right" w:leader="dot" w:pos="9629"/>
-            </w:tabs>
-            <w:rPr>
-              <w:rFonts w:asciiTheme="minorHAnsi" w:hAnsiTheme="minorHAnsi" w:cstheme="minorBidi"/>
-              <w:noProof/>
-              <w:kern w:val="2"/>
-              <w:sz w:val="24"/>
-              <w:szCs w:val="24"/>
-              <w:lang w:val="ru-RU" w:eastAsia="ru-RU"/>
-              <w14:ligatures w14:val="standardContextual"/>
-            </w:rPr>
-          </w:pPr>
-          <w:hyperlink w:anchor="_Toc221494701" w:history="1">
-            <w:r>
-              <w:rPr>
-                <w:rStyle w:val="a6"/>
-                <w:noProof/>
-              </w:rPr>
-              <w:t>1.1.</w:t>
-            </w:r>
-            <w:r>
-              <w:rPr>
-                <w:rFonts w:asciiTheme="minorHAnsi" w:hAnsiTheme="minorHAnsi" w:cstheme="minorBidi"/>
-                <w:noProof/>
-                <w:kern w:val="2"/>
-                <w:sz w:val="24"/>
-                <w:szCs w:val="24"/>
-                <w:lang w:val="ru-RU" w:eastAsia="ru-RU"/>
-                <w14:ligatures w14:val="standardContextual"/>
-              </w:rPr>
-              <w:tab/>
-            </w:r>
-            <w:r>
-              <w:rPr>
-                <w:rStyle w:val="a6"/>
-                <w:noProof/>
-              </w:rPr>
-              <w:t>Обзор существующих SSO-решений</w:t>
-            </w:r>
-            <w:r>
-              <w:rPr>
-                <w:noProof/>
-                <w:webHidden/>
-              </w:rPr>
-              <w:tab/>
-            </w:r>
-            <w:r>
-              <w:rPr>
-                <w:noProof/>
-                <w:webHidden/>
-              </w:rPr>
-              <w:fldChar w:fldCharType="begin"/>
-            </w:r>
-            <w:r>
-              <w:rPr>
-                <w:noProof/>
-                <w:webHidden/>
-              </w:rPr>
-              <w:instrText xml:space="preserve"> PAGEREF _Toc221494701 \h </w:instrText>
-            </w:r>
-            <w:r>
-              <w:rPr>
-                <w:noProof/>
-                <w:webHidden/>
-              </w:rPr>
-            </w:r>
-            <w:r>
-              <w:rPr>
-                <w:noProof/>
-                <w:webHidden/>
-              </w:rPr>
-              <w:fldChar w:fldCharType="separate"/>
-            </w:r>
-            <w:r>
-              <w:rPr>
-                <w:noProof/>
-                <w:webHidden/>
-              </w:rPr>
-              <w:t>9</w:t>
-            </w:r>
-            <w:r>
-              <w:rPr>
-                <w:noProof/>
-                <w:webHidden/>
-              </w:rPr>
-              <w:fldChar w:fldCharType="end"/>
-            </w:r>
-          </w:hyperlink>
-        </w:p>
-        <w:p>
-          <w:pPr>
-            <w:pStyle w:val="11"/>
-            <w:tabs>
-              <w:tab w:val="left" w:pos="720"/>
-              <w:tab w:val="right" w:leader="dot" w:pos="9629"/>
-            </w:tabs>
-            <w:rPr>
-              <w:rFonts w:asciiTheme="minorHAnsi" w:hAnsiTheme="minorHAnsi" w:cstheme="minorBidi"/>
-              <w:noProof/>
-              <w:kern w:val="2"/>
-              <w:sz w:val="24"/>
-              <w:szCs w:val="24"/>
-              <w:lang w:val="ru-RU" w:eastAsia="ru-RU"/>
-              <w14:ligatures w14:val="standardContextual"/>
-            </w:rPr>
-          </w:pPr>
-          <w:hyperlink w:anchor="_Toc221494702" w:history="1">
-            <w:r>
-              <w:rPr>
-                <w:rStyle w:val="a6"/>
-                <w:noProof/>
-              </w:rPr>
-              <w:t>1.2.</w:t>
-            </w:r>
-            <w:r>
-              <w:rPr>
-                <w:rFonts w:asciiTheme="minorHAnsi" w:hAnsiTheme="minorHAnsi" w:cstheme="minorBidi"/>
-                <w:noProof/>
-                <w:kern w:val="2"/>
-                <w:sz w:val="24"/>
-                <w:szCs w:val="24"/>
-                <w:lang w:val="ru-RU" w:eastAsia="ru-RU"/>
-                <w14:ligatures w14:val="standardContextual"/>
-              </w:rPr>
-              <w:tab/>
-            </w:r>
-            <w:r>
-              <w:rPr>
-                <w:rStyle w:val="a6"/>
-                <w:noProof/>
-              </w:rPr>
-              <w:t>Получившаяся система</w:t>
-            </w:r>
-            <w:r>
-              <w:rPr>
-                <w:noProof/>
-                <w:webHidden/>
-              </w:rPr>
-              <w:tab/>
-            </w:r>
-            <w:r>
-              <w:rPr>
-                <w:noProof/>
-                <w:webHidden/>
-              </w:rPr>
-              <w:fldChar w:fldCharType="begin"/>
-            </w:r>
-            <w:r>
-              <w:rPr>
-                <w:noProof/>
-                <w:webHidden/>
-              </w:rPr>
-              <w:instrText xml:space="preserve"> PAGEREF _Toc221494702 \h </w:instrText>
-            </w:r>
-            <w:r>
-              <w:rPr>
-                <w:noProof/>
-                <w:webHidden/>
-              </w:rPr>
-            </w:r>
-            <w:r>
-              <w:rPr>
-                <w:noProof/>
-                <w:webHidden/>
-              </w:rPr>
-              <w:fldChar w:fldCharType="separate"/>
-            </w:r>
-            <w:r>
-              <w:rPr>
-                <w:noProof/>
-                <w:webHidden/>
-              </w:rPr>
-              <w:t>14</w:t>
-            </w:r>
-            <w:r>
-              <w:rPr>
-                <w:noProof/>
-                <w:webHidden/>
-              </w:rPr>
-              <w:fldChar w:fldCharType="end"/>
-            </w:r>
-          </w:hyperlink>
-        </w:p>
-        <w:p>
-          <w:pPr>
-            <w:pStyle w:val="11"/>
-            <w:tabs>
-              <w:tab w:val="left" w:pos="480"/>
-              <w:tab w:val="right" w:leader="dot" w:pos="9629"/>
-            </w:tabs>
-            <w:rPr>
-              <w:rFonts w:asciiTheme="minorHAnsi" w:hAnsiTheme="minorHAnsi" w:cstheme="minorBidi"/>
-              <w:noProof/>
-              <w:kern w:val="2"/>
-              <w:sz w:val="24"/>
-              <w:szCs w:val="24"/>
-              <w:lang w:val="ru-RU" w:eastAsia="ru-RU"/>
-              <w14:ligatures w14:val="standardContextual"/>
-            </w:rPr>
-          </w:pPr>
-          <w:hyperlink w:anchor="_Toc221494703" w:history="1">
-            <w:r>
-              <w:rPr>
-                <w:rStyle w:val="a6"/>
-                <w:noProof/>
-              </w:rPr>
-              <w:t>2.</w:t>
-            </w:r>
-            <w:r>
-              <w:rPr>
-                <w:rFonts w:asciiTheme="minorHAnsi" w:hAnsiTheme="minorHAnsi" w:cstheme="minorBidi"/>
-                <w:noProof/>
-                <w:kern w:val="2"/>
-                <w:sz w:val="24"/>
-                <w:szCs w:val="24"/>
-                <w:lang w:val="ru-RU" w:eastAsia="ru-RU"/>
-                <w14:ligatures w14:val="standardContextual"/>
-              </w:rPr>
-              <w:tab/>
-            </w:r>
-            <w:r>
-              <w:rPr>
-                <w:rStyle w:val="a6"/>
-                <w:noProof/>
-              </w:rPr>
-              <w:t>Проектирование архитектуры</w:t>
-            </w:r>
-            <w:r>
-              <w:rPr>
-                <w:noProof/>
-                <w:webHidden/>
-              </w:rPr>
-              <w:tab/>
-            </w:r>
-            <w:r>
-              <w:rPr>
-                <w:noProof/>
-                <w:webHidden/>
-              </w:rPr>
-              <w:fldChar w:fldCharType="begin"/>
-            </w:r>
-            <w:r>
-              <w:rPr>
-                <w:noProof/>
-                <w:webHidden/>
-              </w:rPr>
-              <w:instrText xml:space="preserve"> PAGEREF _Toc221494703 \h </w:instrText>
-            </w:r>
-            <w:r>
-              <w:rPr>
-                <w:noProof/>
-                <w:webHidden/>
-              </w:rPr>
-            </w:r>
-            <w:r>
-              <w:rPr>
-                <w:noProof/>
-                <w:webHidden/>
-              </w:rPr>
-              <w:fldChar w:fldCharType="separate"/>
-            </w:r>
-            <w:r>
-              <w:rPr>
-                <w:noProof/>
-                <w:webHidden/>
-              </w:rPr>
-              <w:t>17</w:t>
-            </w:r>
-            <w:r>
-              <w:rPr>
-                <w:noProof/>
-                <w:webHidden/>
-              </w:rPr>
-              <w:fldChar w:fldCharType="end"/>
-            </w:r>
-          </w:hyperlink>
-        </w:p>
-        <w:p>
-          <w:pPr>
-            <w:pStyle w:val="11"/>
-            <w:tabs>
-              <w:tab w:val="left" w:pos="480"/>
-              <w:tab w:val="right" w:leader="dot" w:pos="9629"/>
-            </w:tabs>
-            <w:rPr>
-              <w:rFonts w:asciiTheme="minorHAnsi" w:hAnsiTheme="minorHAnsi" w:cstheme="minorBidi"/>
-              <w:noProof/>
-              <w:kern w:val="2"/>
-              <w:sz w:val="24"/>
-              <w:szCs w:val="24"/>
-              <w:lang w:val="ru-RU" w:eastAsia="ru-RU"/>
-              <w14:ligatures w14:val="standardContextual"/>
-            </w:rPr>
-          </w:pPr>
-          <w:hyperlink w:anchor="_Toc221494704" w:history="1">
-            <w:r>
-              <w:rPr>
-                <w:rStyle w:val="a6"/>
-                <w:noProof/>
-              </w:rPr>
-              <w:t>1.</w:t>
-            </w:r>
-            <w:r>
-              <w:rPr>
-                <w:rFonts w:asciiTheme="minorHAnsi" w:hAnsiTheme="minorHAnsi" w:cstheme="minorBidi"/>
-                <w:noProof/>
-                <w:kern w:val="2"/>
-                <w:sz w:val="24"/>
-                <w:szCs w:val="24"/>
-                <w:lang w:val="ru-RU" w:eastAsia="ru-RU"/>
-                <w14:ligatures w14:val="standardContextual"/>
-              </w:rPr>
-              <w:tab/>
-            </w:r>
-            <w:r>
-              <w:rPr>
-                <w:rStyle w:val="a6"/>
-                <w:noProof/>
-              </w:rPr>
-              <w:t>Выбор языка программирования</w:t>
-            </w:r>
-            <w:r>
-              <w:rPr>
-                <w:noProof/>
-                <w:webHidden/>
-              </w:rPr>
-              <w:tab/>
-            </w:r>
-            <w:r>
-              <w:rPr>
-                <w:noProof/>
-                <w:webHidden/>
-              </w:rPr>
-              <w:fldChar w:fldCharType="begin"/>
-            </w:r>
-            <w:r>
-              <w:rPr>
-                <w:noProof/>
-                <w:webHidden/>
-              </w:rPr>
-              <w:instrText xml:space="preserve"> PAGEREF _Toc221494704 \h </w:instrText>
-            </w:r>
-            <w:r>
-              <w:rPr>
-                <w:noProof/>
-                <w:webHidden/>
-              </w:rPr>
-            </w:r>
-            <w:r>
-              <w:rPr>
-                <w:noProof/>
-                <w:webHidden/>
-              </w:rPr>
-              <w:fldChar w:fldCharType="separate"/>
-            </w:r>
-            <w:r>
-              <w:rPr>
-                <w:noProof/>
-                <w:webHidden/>
-              </w:rPr>
-              <w:t>19</w:t>
-            </w:r>
-            <w:r>
-              <w:rPr>
-                <w:noProof/>
-                <w:webHidden/>
-              </w:rPr>
-              <w:fldChar w:fldCharType="end"/>
-            </w:r>
-          </w:hyperlink>
-        </w:p>
-        <w:p>
-          <w:pPr>
-            <w:pStyle w:val="11"/>
-            <w:tabs>
-              <w:tab w:val="left" w:pos="480"/>
-              <w:tab w:val="right" w:leader="dot" w:pos="9629"/>
-            </w:tabs>
-            <w:rPr>
-              <w:rFonts w:asciiTheme="minorHAnsi" w:hAnsiTheme="minorHAnsi" w:cstheme="minorBidi"/>
-              <w:noProof/>
-              <w:kern w:val="2"/>
-              <w:sz w:val="24"/>
-              <w:szCs w:val="24"/>
-              <w:lang w:val="ru-RU" w:eastAsia="ru-RU"/>
-              <w14:ligatures w14:val="standardContextual"/>
-            </w:rPr>
-          </w:pPr>
-          <w:hyperlink w:anchor="_Toc221494705" w:history="1">
-            <w:r>
-              <w:rPr>
-                <w:rStyle w:val="a6"/>
-                <w:noProof/>
-              </w:rPr>
-              <w:t>2.</w:t>
-            </w:r>
-            <w:r>
-              <w:rPr>
-                <w:rFonts w:asciiTheme="minorHAnsi" w:hAnsiTheme="minorHAnsi" w:cstheme="minorBidi"/>
-                <w:noProof/>
-                <w:kern w:val="2"/>
-                <w:sz w:val="24"/>
-                <w:szCs w:val="24"/>
-                <w:lang w:val="ru-RU" w:eastAsia="ru-RU"/>
-                <w14:ligatures w14:val="standardContextual"/>
-              </w:rPr>
-              <w:tab/>
-            </w:r>
-            <w:r>
-              <w:rPr>
-                <w:rStyle w:val="a6"/>
-                <w:noProof/>
-              </w:rPr>
-              <w:t>Взаимодействие сервисов системы</w:t>
-            </w:r>
-            <w:r>
-              <w:rPr>
-                <w:noProof/>
-                <w:webHidden/>
-              </w:rPr>
-              <w:tab/>
-            </w:r>
-            <w:r>
-              <w:rPr>
-                <w:noProof/>
-                <w:webHidden/>
-              </w:rPr>
-              <w:fldChar w:fldCharType="begin"/>
-            </w:r>
-            <w:r>
-              <w:rPr>
-                <w:noProof/>
-                <w:webHidden/>
-              </w:rPr>
-              <w:instrText xml:space="preserve"> PAGEREF _Toc221494705 \h </w:instrText>
-            </w:r>
-            <w:r>
-              <w:rPr>
-                <w:noProof/>
-                <w:webHidden/>
-              </w:rPr>
-            </w:r>
-            <w:r>
-              <w:rPr>
-                <w:noProof/>
-                <w:webHidden/>
-              </w:rPr>
-              <w:fldChar w:fldCharType="separate"/>
-            </w:r>
-            <w:r>
-              <w:rPr>
-                <w:noProof/>
-                <w:webHidden/>
-              </w:rPr>
-              <w:t>20</w:t>
-            </w:r>
-            <w:r>
-              <w:rPr>
-                <w:noProof/>
-                <w:webHidden/>
-              </w:rPr>
-              <w:fldChar w:fldCharType="end"/>
-            </w:r>
-          </w:hyperlink>
-        </w:p>
-        <w:p>
-          <w:pPr>
-            <w:pStyle w:val="11"/>
-            <w:tabs>
-              <w:tab w:val="left" w:pos="480"/>
-              <w:tab w:val="right" w:leader="dot" w:pos="9629"/>
-            </w:tabs>
-            <w:rPr>
-              <w:rFonts w:asciiTheme="minorHAnsi" w:hAnsiTheme="minorHAnsi" w:cstheme="minorBidi"/>
-              <w:noProof/>
-              <w:kern w:val="2"/>
-              <w:sz w:val="24"/>
-              <w:szCs w:val="24"/>
-              <w:lang w:val="ru-RU" w:eastAsia="ru-RU"/>
-              <w14:ligatures w14:val="standardContextual"/>
-            </w:rPr>
-          </w:pPr>
-          <w:hyperlink w:anchor="_Toc221494706" w:history="1">
-            <w:r>
-              <w:rPr>
-                <w:rStyle w:val="a6"/>
-                <w:noProof/>
-              </w:rPr>
-              <w:t>3.</w:t>
-            </w:r>
-            <w:r>
-              <w:rPr>
-                <w:rFonts w:asciiTheme="minorHAnsi" w:hAnsiTheme="minorHAnsi" w:cstheme="minorBidi"/>
-                <w:noProof/>
-                <w:kern w:val="2"/>
-                <w:sz w:val="24"/>
-                <w:szCs w:val="24"/>
-                <w:lang w:val="ru-RU" w:eastAsia="ru-RU"/>
-                <w14:ligatures w14:val="standardContextual"/>
-              </w:rPr>
-              <w:tab/>
-            </w:r>
-            <w:r>
-              <w:rPr>
-                <w:rStyle w:val="a6"/>
-                <w:noProof/>
-              </w:rPr>
-              <w:t>Технологии хранения данных</w:t>
-            </w:r>
-            <w:r>
-              <w:rPr>
-                <w:noProof/>
-                <w:webHidden/>
-              </w:rPr>
-              <w:tab/>
-            </w:r>
-            <w:r>
-              <w:rPr>
-                <w:noProof/>
-                <w:webHidden/>
-              </w:rPr>
-              <w:fldChar w:fldCharType="begin"/>
-            </w:r>
-            <w:r>
-              <w:rPr>
-                <w:noProof/>
-                <w:webHidden/>
-              </w:rPr>
-              <w:instrText xml:space="preserve"> PAGEREF _Toc221494706 \h </w:instrText>
-            </w:r>
-            <w:r>
-              <w:rPr>
-                <w:noProof/>
-                <w:webHidden/>
-              </w:rPr>
-            </w:r>
-            <w:r>
-              <w:rPr>
-                <w:noProof/>
-                <w:webHidden/>
-              </w:rPr>
-              <w:fldChar w:fldCharType="separate"/>
-            </w:r>
-            <w:r>
-              <w:rPr>
-                <w:noProof/>
-                <w:webHidden/>
-              </w:rPr>
-              <w:t>23</w:t>
-            </w:r>
-            <w:r>
-              <w:rPr>
-                <w:noProof/>
-                <w:webHidden/>
-              </w:rPr>
-              <w:fldChar w:fldCharType="end"/>
-            </w:r>
-          </w:hyperlink>
-        </w:p>
-        <w:p>
-          <w:pPr>
-            <w:pStyle w:val="11"/>
-            <w:tabs>
-              <w:tab w:val="left" w:pos="480"/>
-              <w:tab w:val="right" w:leader="dot" w:pos="9629"/>
-            </w:tabs>
-            <w:rPr>
-              <w:rFonts w:asciiTheme="minorHAnsi" w:hAnsiTheme="minorHAnsi" w:cstheme="minorBidi"/>
-              <w:noProof/>
-              <w:kern w:val="2"/>
-              <w:sz w:val="24"/>
-              <w:szCs w:val="24"/>
-              <w:lang w:val="ru-RU" w:eastAsia="ru-RU"/>
-              <w14:ligatures w14:val="standardContextual"/>
-            </w:rPr>
-          </w:pPr>
-          <w:hyperlink w:anchor="_Toc221494707" w:history="1">
-            <w:r>
-              <w:rPr>
-                <w:rStyle w:val="a6"/>
-                <w:noProof/>
-              </w:rPr>
-              <w:t>1.</w:t>
-            </w:r>
-            <w:r>
-              <w:rPr>
-                <w:rFonts w:asciiTheme="minorHAnsi" w:hAnsiTheme="minorHAnsi" w:cstheme="minorBidi"/>
-                <w:noProof/>
-                <w:kern w:val="2"/>
-                <w:sz w:val="24"/>
-                <w:szCs w:val="24"/>
-                <w:lang w:val="ru-RU" w:eastAsia="ru-RU"/>
-                <w14:ligatures w14:val="standardContextual"/>
-              </w:rPr>
-              <w:tab/>
-            </w:r>
-            <w:r>
-              <w:rPr>
-                <w:rStyle w:val="a6"/>
-                <w:noProof/>
-              </w:rPr>
-              <w:t>Реляционная база данных</w:t>
-            </w:r>
-            <w:r>
-              <w:rPr>
-                <w:noProof/>
-                <w:webHidden/>
-              </w:rPr>
-              <w:tab/>
-            </w:r>
-            <w:r>
-              <w:rPr>
-                <w:noProof/>
-                <w:webHidden/>
-              </w:rPr>
-              <w:fldChar w:fldCharType="begin"/>
-            </w:r>
-            <w:r>
-              <w:rPr>
-                <w:noProof/>
-                <w:webHidden/>
-              </w:rPr>
-              <w:instrText xml:space="preserve"> PAGEREF _Toc221494707 \h </w:instrText>
-            </w:r>
-            <w:r>
-              <w:rPr>
-                <w:noProof/>
-                <w:webHidden/>
-              </w:rPr>
-            </w:r>
-            <w:r>
-              <w:rPr>
-                <w:noProof/>
-                <w:webHidden/>
-              </w:rPr>
-              <w:fldChar w:fldCharType="separate"/>
-            </w:r>
-            <w:r>
-              <w:rPr>
-                <w:noProof/>
-                <w:webHidden/>
-              </w:rPr>
-              <w:t>24</w:t>
-            </w:r>
-            <w:r>
-              <w:rPr>
-                <w:noProof/>
-                <w:webHidden/>
-              </w:rPr>
-              <w:fldChar w:fldCharType="end"/>
-            </w:r>
-          </w:hyperlink>
-        </w:p>
-        <w:p>
-          <w:pPr>
-            <w:pStyle w:val="11"/>
-            <w:tabs>
-              <w:tab w:val="left" w:pos="480"/>
-              <w:tab w:val="right" w:leader="dot" w:pos="9629"/>
-            </w:tabs>
-            <w:rPr>
-              <w:rFonts w:asciiTheme="minorHAnsi" w:hAnsiTheme="minorHAnsi" w:cstheme="minorBidi"/>
-              <w:noProof/>
-              <w:kern w:val="2"/>
-              <w:sz w:val="24"/>
-              <w:szCs w:val="24"/>
-              <w:lang w:val="ru-RU" w:eastAsia="ru-RU"/>
-              <w14:ligatures w14:val="standardContextual"/>
-            </w:rPr>
-          </w:pPr>
-          <w:hyperlink w:anchor="_Toc221494708" w:history="1">
-            <w:r>
-              <w:rPr>
-                <w:rStyle w:val="a6"/>
-                <w:noProof/>
-              </w:rPr>
-              <w:t>2.</w:t>
-            </w:r>
-            <w:r>
-              <w:rPr>
-                <w:rFonts w:asciiTheme="minorHAnsi" w:hAnsiTheme="minorHAnsi" w:cstheme="minorBidi"/>
-                <w:noProof/>
-                <w:kern w:val="2"/>
-                <w:sz w:val="24"/>
-                <w:szCs w:val="24"/>
-                <w:lang w:val="ru-RU" w:eastAsia="ru-RU"/>
-                <w14:ligatures w14:val="standardContextual"/>
-              </w:rPr>
-              <w:tab/>
-            </w:r>
-            <w:r>
-              <w:rPr>
-                <w:rStyle w:val="a6"/>
-                <w:noProof/>
-              </w:rPr>
-              <w:t>In-memory база данных</w:t>
-            </w:r>
-            <w:r>
-              <w:rPr>
-                <w:noProof/>
-                <w:webHidden/>
-              </w:rPr>
-              <w:tab/>
-            </w:r>
-            <w:r>
-              <w:rPr>
-                <w:noProof/>
-                <w:webHidden/>
-              </w:rPr>
-              <w:fldChar w:fldCharType="begin"/>
-            </w:r>
-            <w:r>
-              <w:rPr>
-                <w:noProof/>
-                <w:webHidden/>
-              </w:rPr>
-              <w:instrText xml:space="preserve"> PAGEREF _Toc221494708 \h </w:instrText>
-            </w:r>
-            <w:r>
-              <w:rPr>
-                <w:noProof/>
-                <w:webHidden/>
-              </w:rPr>
-            </w:r>
-            <w:r>
-              <w:rPr>
-                <w:noProof/>
-                <w:webHidden/>
-              </w:rPr>
-              <w:fldChar w:fldCharType="separate"/>
-            </w:r>
-            <w:r>
-              <w:rPr>
-                <w:noProof/>
-                <w:webHidden/>
-              </w:rPr>
-              <w:t>25</w:t>
-            </w:r>
-            <w:r>
-              <w:rPr>
-                <w:noProof/>
-                <w:webHidden/>
-              </w:rPr>
-              <w:fldChar w:fldCharType="end"/>
-            </w:r>
-          </w:hyperlink>
-        </w:p>
-        <w:p>
-          <w:pPr>
-            <w:pStyle w:val="11"/>
-            <w:tabs>
-              <w:tab w:val="left" w:pos="480"/>
-              <w:tab w:val="right" w:leader="dot" w:pos="9629"/>
-            </w:tabs>
-            <w:rPr>
-              <w:rFonts w:asciiTheme="minorHAnsi" w:hAnsiTheme="minorHAnsi" w:cstheme="minorBidi"/>
-              <w:noProof/>
-              <w:kern w:val="2"/>
-              <w:sz w:val="24"/>
-              <w:szCs w:val="24"/>
-              <w:lang w:val="ru-RU" w:eastAsia="ru-RU"/>
-              <w14:ligatures w14:val="standardContextual"/>
-            </w:rPr>
-          </w:pPr>
-          <w:hyperlink w:anchor="_Toc221494709" w:history="1">
-            <w:r>
-              <w:rPr>
-                <w:rStyle w:val="a6"/>
-                <w:noProof/>
-              </w:rPr>
-              <w:t>3.</w:t>
-            </w:r>
-            <w:r>
-              <w:rPr>
-                <w:rFonts w:asciiTheme="minorHAnsi" w:hAnsiTheme="minorHAnsi" w:cstheme="minorBidi"/>
-                <w:noProof/>
-                <w:kern w:val="2"/>
-                <w:sz w:val="24"/>
-                <w:szCs w:val="24"/>
-                <w:lang w:val="ru-RU" w:eastAsia="ru-RU"/>
-                <w14:ligatures w14:val="standardContextual"/>
-              </w:rPr>
-              <w:tab/>
-            </w:r>
-            <w:r>
-              <w:rPr>
-                <w:rStyle w:val="a6"/>
-                <w:noProof/>
-              </w:rPr>
-              <w:t>Объектное хранилище</w:t>
-            </w:r>
-            <w:r>
-              <w:rPr>
-                <w:noProof/>
-                <w:webHidden/>
-              </w:rPr>
-              <w:tab/>
-            </w:r>
-            <w:r>
-              <w:rPr>
-                <w:noProof/>
-                <w:webHidden/>
-              </w:rPr>
-              <w:fldChar w:fldCharType="begin"/>
-            </w:r>
-            <w:r>
-              <w:rPr>
-                <w:noProof/>
-                <w:webHidden/>
-              </w:rPr>
-              <w:instrText xml:space="preserve"> PAGEREF _Toc221494709 \h </w:instrText>
-            </w:r>
-            <w:r>
-              <w:rPr>
-                <w:noProof/>
-                <w:webHidden/>
-              </w:rPr>
-            </w:r>
-            <w:r>
-              <w:rPr>
-                <w:noProof/>
-                <w:webHidden/>
-              </w:rPr>
-              <w:fldChar w:fldCharType="separate"/>
-            </w:r>
-            <w:r>
-              <w:rPr>
-                <w:noProof/>
-                <w:webHidden/>
-              </w:rPr>
-              <w:t>26</w:t>
-            </w:r>
-            <w:r>
-              <w:rPr>
-                <w:noProof/>
-                <w:webHidden/>
-              </w:rPr>
-              <w:fldChar w:fldCharType="end"/>
-            </w:r>
-          </w:hyperlink>
-        </w:p>
-        <w:p>
-          <w:pPr>
-            <w:pStyle w:val="11"/>
-            <w:tabs>
-              <w:tab w:val="left" w:pos="480"/>
-              <w:tab w:val="right" w:leader="dot" w:pos="9629"/>
-            </w:tabs>
-            <w:rPr>
-              <w:rFonts w:asciiTheme="minorHAnsi" w:hAnsiTheme="minorHAnsi" w:cstheme="minorBidi"/>
-              <w:noProof/>
-              <w:kern w:val="2"/>
-              <w:sz w:val="24"/>
-              <w:szCs w:val="24"/>
-              <w:lang w:val="ru-RU" w:eastAsia="ru-RU"/>
-              <w14:ligatures w14:val="standardContextual"/>
-            </w:rPr>
-          </w:pPr>
-          <w:hyperlink w:anchor="_Toc221494710" w:history="1">
-            <w:r>
-              <w:rPr>
-                <w:rStyle w:val="a6"/>
-                <w:noProof/>
-              </w:rPr>
-              <w:t>4.</w:t>
-            </w:r>
-            <w:r>
-              <w:rPr>
-                <w:rFonts w:asciiTheme="minorHAnsi" w:hAnsiTheme="minorHAnsi" w:cstheme="minorBidi"/>
-                <w:noProof/>
-                <w:kern w:val="2"/>
-                <w:sz w:val="24"/>
-                <w:szCs w:val="24"/>
-                <w:lang w:val="ru-RU" w:eastAsia="ru-RU"/>
-                <w14:ligatures w14:val="standardContextual"/>
-              </w:rPr>
-              <w:tab/>
-            </w:r>
-            <w:r>
-              <w:rPr>
-                <w:rStyle w:val="a6"/>
-                <w:noProof/>
-              </w:rPr>
-              <w:t>Пользовательский интерфейс</w:t>
-            </w:r>
-            <w:r>
-              <w:rPr>
-                <w:noProof/>
-                <w:webHidden/>
-              </w:rPr>
-              <w:tab/>
-            </w:r>
-            <w:r>
-              <w:rPr>
-                <w:noProof/>
-                <w:webHidden/>
-              </w:rPr>
-              <w:fldChar w:fldCharType="begin"/>
-            </w:r>
-            <w:r>
-              <w:rPr>
-                <w:noProof/>
-                <w:webHidden/>
-              </w:rPr>
-              <w:instrText xml:space="preserve"> PAGEREF _Toc221494710 \h </w:instrText>
-            </w:r>
-            <w:r>
-              <w:rPr>
-                <w:noProof/>
-                <w:webHidden/>
-              </w:rPr>
-            </w:r>
-            <w:r>
-              <w:rPr>
-                <w:noProof/>
-                <w:webHidden/>
-              </w:rPr>
-              <w:fldChar w:fldCharType="separate"/>
-            </w:r>
-            <w:r>
-              <w:rPr>
-                <w:noProof/>
-                <w:webHidden/>
-              </w:rPr>
-              <w:t>27</w:t>
-            </w:r>
-            <w:r>
-              <w:rPr>
-                <w:noProof/>
-                <w:webHidden/>
-              </w:rPr>
-              <w:fldChar w:fldCharType="end"/>
-            </w:r>
-          </w:hyperlink>
-        </w:p>
-        <w:p>
-          <w:pPr>
-            <w:pStyle w:val="11"/>
-            <w:tabs>
-              <w:tab w:val="right" w:leader="dot" w:pos="9629"/>
-            </w:tabs>
-            <w:rPr>
-              <w:rFonts w:asciiTheme="minorHAnsi" w:hAnsiTheme="minorHAnsi" w:cstheme="minorBidi"/>
-              <w:noProof/>
-              <w:kern w:val="2"/>
-              <w:sz w:val="24"/>
-              <w:szCs w:val="24"/>
-              <w:lang w:val="ru-RU" w:eastAsia="ru-RU"/>
-              <w14:ligatures w14:val="standardContextual"/>
-            </w:rPr>
-          </w:pPr>
-          <w:hyperlink w:anchor="_Toc221494711" w:history="1">
-            <w:r>
-              <w:rPr>
-                <w:rStyle w:val="a6"/>
-                <w:noProof/>
-              </w:rPr>
-              <w:t>ЗАКЛЮЧЕНИЕ</w:t>
-            </w:r>
-            <w:r>
-              <w:rPr>
-                <w:noProof/>
-                <w:webHidden/>
-              </w:rPr>
-              <w:tab/>
-            </w:r>
-            <w:r>
-              <w:rPr>
-                <w:noProof/>
-                <w:webHidden/>
-              </w:rPr>
-              <w:fldChar w:fldCharType="begin"/>
-            </w:r>
-            <w:r>
-              <w:rPr>
-                <w:noProof/>
-                <w:webHidden/>
-              </w:rPr>
-              <w:instrText xml:space="preserve"> PAGEREF _Toc221494711 \h </w:instrText>
-            </w:r>
-            <w:r>
-              <w:rPr>
-                <w:noProof/>
-                <w:webHidden/>
-              </w:rPr>
-            </w:r>
-            <w:r>
-              <w:rPr>
-                <w:noProof/>
-                <w:webHidden/>
-              </w:rPr>
-              <w:fldChar w:fldCharType="separate"/>
-            </w:r>
-            <w:r>
-              <w:rPr>
-                <w:noProof/>
-                <w:webHidden/>
-              </w:rPr>
-              <w:t>28</w:t>
-            </w:r>
-            <w:r>
-              <w:rPr>
-                <w:noProof/>
-                <w:webHidden/>
-              </w:rPr>
-              <w:fldChar w:fldCharType="end"/>
-            </w:r>
-          </w:hyperlink>
-        </w:p>
-        <w:p>
-          <w:pPr>
-            <w:pStyle w:val="11"/>
-            <w:tabs>
-              <w:tab w:val="right" w:leader="dot" w:pos="9629"/>
-            </w:tabs>
-            <w:rPr>
-              <w:rFonts w:asciiTheme="minorHAnsi" w:hAnsiTheme="minorHAnsi" w:cstheme="minorBidi"/>
-              <w:noProof/>
-              <w:kern w:val="2"/>
-              <w:sz w:val="24"/>
-              <w:szCs w:val="24"/>
-              <w:lang w:val="ru-RU" w:eastAsia="ru-RU"/>
-              <w14:ligatures w14:val="standardContextual"/>
-            </w:rPr>
-          </w:pPr>
-          <w:hyperlink w:anchor="_Toc221494712" w:history="1">
-            <w:r>
-              <w:rPr>
-                <w:rStyle w:val="a6"/>
-                <w:noProof/>
-              </w:rPr>
-              <w:t>СПИСОК ИСПОЛЬЗУЕМЫХ ИСТОЧНИКОВ</w:t>
-            </w:r>
-            <w:r>
-              <w:rPr>
-                <w:noProof/>
-                <w:webHidden/>
-              </w:rPr>
-              <w:tab/>
-            </w:r>
-            <w:r>
-              <w:rPr>
-                <w:noProof/>
-                <w:webHidden/>
-              </w:rPr>
-              <w:fldChar w:fldCharType="begin"/>
-            </w:r>
-            <w:r>
-              <w:rPr>
-                <w:noProof/>
-                <w:webHidden/>
-              </w:rPr>
-              <w:instrText xml:space="preserve"> PAGEREF _Toc221494712 \h </w:instrText>
+              <w:instrText xml:space="preserve"> PAGEREF _Toc221533065 \h </w:instrText>
             </w:r>
             <w:r>
               <w:rPr>
@@ -4925,13 +4696,12 @@
     <w:p>
       <w:pPr>
         <w:pStyle w:val="HeaderDefault"/>
-      </w:pPr>
-      <w:bookmarkStart w:id="1" w:name="_Toc221494698"/>
+        <w:outlineLvl w:val="9"/>
+      </w:pPr>
       <w:r>
         <w:lastRenderedPageBreak/>
         <w:t>ОСНОВНЫЕ ПОНЯТИЯ И ОПРЕДЕЛЕНИЯ</w:t>
       </w:r>
-      <w:bookmarkEnd w:id="1"/>
     </w:p>
     <w:p>
       <w:pPr>
@@ -4939,11 +4709,15 @@
         <w:spacing w:before="0" w:after="0" w:line="360" w:lineRule="auto"/>
         <w:ind w:firstLine="709"/>
         <w:jc w:val="both"/>
+        <w:rPr>
+          <w:highlight w:val="yellow"/>
+        </w:rPr>
       </w:pPr>
       <w:r>
         <w:rPr>
           <w:b/>
           <w:bCs/>
+          <w:highlight w:val="yellow"/>
           <w:lang w:val="en-US"/>
         </w:rPr>
         <w:t>SSO</w:t>
@@ -4952,59 +4726,73 @@
         <w:rPr>
           <w:b/>
           <w:bCs/>
+          <w:highlight w:val="yellow"/>
         </w:rPr>
         <w:t xml:space="preserve"> </w:t>
       </w:r>
       <w:r>
-        <w:t xml:space="preserve">– </w:t>
-      </w:r>
-      <w:r>
+        <w:rPr>
+          <w:highlight w:val="yellow"/>
+        </w:rPr>
         <w:t>(</w:t>
       </w:r>
       <w:r>
         <w:rPr>
+          <w:highlight w:val="yellow"/>
           <w:lang w:val="en-US"/>
         </w:rPr>
         <w:t>Single</w:t>
       </w:r>
       <w:r>
+        <w:rPr>
+          <w:highlight w:val="yellow"/>
+        </w:rPr>
         <w:t xml:space="preserve"> </w:t>
       </w:r>
       <w:r>
         <w:rPr>
+          <w:highlight w:val="yellow"/>
           <w:lang w:val="en-US"/>
         </w:rPr>
         <w:t>Sign</w:t>
       </w:r>
       <w:r>
+        <w:rPr>
+          <w:highlight w:val="yellow"/>
+        </w:rPr>
         <w:t xml:space="preserve"> </w:t>
       </w:r>
       <w:r>
         <w:rPr>
+          <w:highlight w:val="yellow"/>
           <w:lang w:val="en-US"/>
         </w:rPr>
         <w:t>On</w:t>
       </w:r>
       <w:r>
+        <w:rPr>
+          <w:highlight w:val="yellow"/>
+        </w:rPr>
         <w:t>)</w:t>
       </w:r>
       <w:r>
+        <w:rPr>
+          <w:highlight w:val="yellow"/>
+          <w:lang w:val="en-US"/>
+        </w:rPr>
         <w:t xml:space="preserve"> </w:t>
       </w:r>
       <w:r>
-        <w:t>Система</w:t>
-      </w:r>
-      <w:r>
-        <w:t xml:space="preserve"> </w:t>
-      </w:r>
-      <w:r>
-        <w:t>единого</w:t>
-      </w:r>
-      <w:r>
-        <w:t xml:space="preserve"> </w:t>
-      </w:r>
-      <w:r>
-        <w:t>входа.</w:t>
+        <w:rPr>
+          <w:highlight w:val="yellow"/>
+        </w:rPr>
+        <w:t>–</w:t>
+      </w:r>
+      <w:r>
+        <w:rPr>
+          <w:highlight w:val="yellow"/>
+        </w:rPr>
+        <w:t xml:space="preserve"> Система единого входа.</w:t>
       </w:r>
     </w:p>
     <w:p>
@@ -5013,15 +4801,22 @@
         <w:spacing w:before="0" w:after="0" w:line="360" w:lineRule="auto"/>
         <w:ind w:firstLine="709"/>
         <w:jc w:val="both"/>
+        <w:rPr>
+          <w:highlight w:val="yellow"/>
+        </w:rPr>
       </w:pPr>
       <w:r>
         <w:rPr>
           <w:b/>
           <w:bCs/>
+          <w:highlight w:val="yellow"/>
         </w:rPr>
         <w:t>СУБД</w:t>
       </w:r>
       <w:r>
+        <w:rPr>
+          <w:highlight w:val="yellow"/>
+        </w:rPr>
         <w:t xml:space="preserve"> – Система Управления Базами Данных.</w:t>
       </w:r>
     </w:p>
@@ -5031,20 +4826,24 @@
         <w:spacing w:before="0" w:after="0" w:line="360" w:lineRule="auto"/>
         <w:ind w:firstLine="709"/>
         <w:jc w:val="both"/>
+        <w:rPr>
+          <w:highlight w:val="yellow"/>
+        </w:rPr>
       </w:pPr>
       <w:r>
         <w:rPr>
           <w:b/>
           <w:bCs/>
+          <w:highlight w:val="yellow"/>
           <w:lang w:val="en-US"/>
         </w:rPr>
         <w:t>PostgreSQL</w:t>
       </w:r>
       <w:r>
-        <w:t xml:space="preserve"> – </w:t>
-      </w:r>
-      <w:r>
-        <w:t>Одна из известных СУБД.</w:t>
+        <w:rPr>
+          <w:highlight w:val="yellow"/>
+        </w:rPr>
+        <w:t xml:space="preserve"> – Одна из известных СУБД.</w:t>
       </w:r>
     </w:p>
     <w:p>
@@ -5053,11 +4852,15 @@
         <w:spacing w:before="0" w:after="0" w:line="360" w:lineRule="auto"/>
         <w:ind w:firstLine="709"/>
         <w:jc w:val="both"/>
+        <w:rPr>
+          <w:highlight w:val="yellow"/>
+        </w:rPr>
       </w:pPr>
       <w:r>
         <w:rPr>
           <w:b/>
           <w:bCs/>
+          <w:highlight w:val="yellow"/>
           <w:lang w:val="en-US"/>
         </w:rPr>
         <w:t>Golang</w:t>
@@ -5066,14 +4869,15 @@
         <w:rPr>
           <w:b/>
           <w:bCs/>
+          <w:highlight w:val="yellow"/>
         </w:rPr>
         <w:t xml:space="preserve"> – </w:t>
       </w:r>
       <w:r>
-        <w:t>Язык программирования</w:t>
-      </w:r>
-      <w:r>
-        <w:t>.</w:t>
+        <w:rPr>
+          <w:highlight w:val="yellow"/>
+        </w:rPr>
+        <w:t>Язык программирования.</w:t>
       </w:r>
     </w:p>
     <w:p>
@@ -5082,35 +4886,24 @@
         <w:spacing w:before="0" w:after="0" w:line="360" w:lineRule="auto"/>
         <w:ind w:firstLine="709"/>
         <w:jc w:val="both"/>
+        <w:rPr>
+          <w:highlight w:val="yellow"/>
+        </w:rPr>
       </w:pPr>
       <w:r>
         <w:rPr>
           <w:b/>
           <w:bCs/>
+          <w:highlight w:val="yellow"/>
           <w:lang w:val="en-US"/>
         </w:rPr>
         <w:t>Kubernetes</w:t>
       </w:r>
       <w:r>
-        <w:t xml:space="preserve"> – </w:t>
-      </w:r>
-      <w:r>
-        <w:t>Платформа</w:t>
-      </w:r>
-      <w:r>
-        <w:t xml:space="preserve"> </w:t>
-      </w:r>
-      <w:r>
-        <w:t>оркестрации контейнеризованных</w:t>
-      </w:r>
-      <w:r>
-        <w:t xml:space="preserve"> </w:t>
-      </w:r>
-      <w:r>
-        <w:t>приложений</w:t>
-      </w:r>
-      <w:r>
-        <w:t>.</w:t>
+        <w:rPr>
+          <w:highlight w:val="yellow"/>
+        </w:rPr>
+        <w:t xml:space="preserve"> – Платформа оркестрации контейнеризованных приложений.</w:t>
       </w:r>
     </w:p>
     <w:p>
@@ -5128,17 +4921,15 @@
         <w:rPr>
           <w:b/>
           <w:bCs/>
+          <w:highlight w:val="yellow"/>
         </w:rPr>
         <w:t>Под</w:t>
       </w:r>
       <w:r>
-        <w:t xml:space="preserve"> – Г</w:t>
-      </w:r>
-      <w:r>
-        <w:t>руппа из одного или нескольких контейнеров с общими хранилищами и сетевыми ресурсами, а также спецификация для запуска контейнеров</w:t>
-      </w:r>
-      <w:r>
-        <w:t>.</w:t>
+        <w:rPr>
+          <w:highlight w:val="yellow"/>
+        </w:rPr>
+        <w:t xml:space="preserve"> – Группа из одного или нескольких контейнеров с общими хранилищами и сетевыми ресурсами, а также спецификация для запуска контейнеров.</w:t>
       </w:r>
     </w:p>
     <w:p>
@@ -5159,12 +4950,12 @@
       <w:pPr>
         <w:pStyle w:val="HeaderDefault"/>
       </w:pPr>
-      <w:bookmarkStart w:id="2" w:name="_Toc221494699"/>
+      <w:bookmarkStart w:id="0" w:name="_Toc221533052"/>
       <w:r>
         <w:lastRenderedPageBreak/>
         <w:t>ВВЕДЕНИЕ</w:t>
       </w:r>
-      <w:bookmarkEnd w:id="2"/>
+      <w:bookmarkEnd w:id="0"/>
     </w:p>
     <w:p>
       <w:pPr>
@@ -5517,7 +5308,7 @@
         </w:numPr>
         <w:spacing w:line="360" w:lineRule="auto"/>
       </w:pPr>
-      <w:bookmarkStart w:id="3" w:name="_Toc221494700"/>
+      <w:bookmarkStart w:id="1" w:name="_Toc221533053"/>
       <w:r>
         <w:lastRenderedPageBreak/>
         <w:t>Системы</w:t>
@@ -5534,7 +5325,7 @@
       <w:r>
         <w:t>авторизации</w:t>
       </w:r>
-      <w:bookmarkEnd w:id="3"/>
+      <w:bookmarkEnd w:id="1"/>
     </w:p>
     <w:p>
       <w:pPr>
@@ -5658,9 +5449,16 @@
       </w:pPr>
       <w:r>
         <w:rPr>
-          <w:lang w:val="ru-RU"/>
-        </w:rPr>
-        <w:t xml:space="preserve">Рис. 1 </w:t>
+          <w:highlight w:val="yellow"/>
+          <w:lang w:val="ru-RU"/>
+        </w:rPr>
+        <w:t>Рис. 1</w:t>
+      </w:r>
+      <w:r>
+        <w:rPr>
+          <w:lang w:val="ru-RU"/>
+        </w:rPr>
+        <w:t xml:space="preserve"> </w:t>
       </w:r>
       <w:r>
         <w:rPr>
@@ -5681,8 +5479,8 @@
         <w:spacing w:after="0" w:line="360" w:lineRule="auto"/>
         <w:ind w:left="720"/>
       </w:pPr>
-      <w:bookmarkStart w:id="4" w:name="_Toc150559583"/>
-      <w:bookmarkStart w:id="5" w:name="_Toc221494701"/>
+      <w:bookmarkStart w:id="2" w:name="_Toc150559583"/>
+      <w:bookmarkStart w:id="3" w:name="_Toc221533054"/>
       <w:r>
         <w:lastRenderedPageBreak/>
         <w:t>1.</w:t>
@@ -5696,7 +5494,7 @@
       <w:r>
         <w:tab/>
       </w:r>
-      <w:bookmarkEnd w:id="4"/>
+      <w:bookmarkEnd w:id="2"/>
       <w:r>
         <w:t xml:space="preserve">Обзор существующих </w:t>
       </w:r>
@@ -5709,7 +5507,7 @@
       <w:r>
         <w:t>-решений</w:t>
       </w:r>
-      <w:bookmarkEnd w:id="5"/>
+      <w:bookmarkEnd w:id="3"/>
     </w:p>
     <w:p>
       <w:pPr>
@@ -6437,8 +6235,8 @@
         <w:t>Для выбора оптимального решения по реализации аутентификации и авторизации в разрабатываемой обучающей платформе был проведён сравнительный анализ различных подходов и существующих SSO-решений. Целью анализа являлось выявление решения, наиболее полно удовлетворяющего требованиям безопасности, масштабируемости, гибкости настройки и экономической целесообразности.</w:t>
       </w:r>
     </w:p>
-    <w:bookmarkStart w:id="6" w:name="_MON_1830799350"/>
-    <w:bookmarkEnd w:id="6"/>
+    <w:bookmarkStart w:id="4" w:name="_MON_1830799350"/>
+    <w:bookmarkEnd w:id="4"/>
     <w:p>
       <w:pPr>
         <w:ind w:firstLine="0"/>
@@ -6473,7 +6271,7 @@
           <v:shape id="_x0000_i1025" type="#_x0000_t75" style="width:495pt;height:81.75pt" o:ole="">
             <v:imagedata r:id="rId15" o:title=""/>
           </v:shape>
-          <o:OLEObject Type="Embed" ProgID="Excel.Sheet.12" ShapeID="_x0000_i1025" DrawAspect="Content" ObjectID="_1832107524" r:id="rId16"/>
+          <o:OLEObject Type="Embed" ProgID="Excel.Sheet.12" ShapeID="_x0000_i1025" DrawAspect="Content" ObjectID="_1832146041" r:id="rId16"/>
         </w:object>
       </w:r>
     </w:p>
@@ -6732,12 +6530,12 @@
         </w:numPr>
         <w:spacing w:line="360" w:lineRule="auto"/>
       </w:pPr>
-      <w:bookmarkStart w:id="7" w:name="_Toc221494702"/>
+      <w:bookmarkStart w:id="5" w:name="_Toc221533055"/>
       <w:r>
         <w:lastRenderedPageBreak/>
         <w:t>Получившаяся система</w:t>
       </w:r>
-      <w:bookmarkEnd w:id="7"/>
+      <w:bookmarkEnd w:id="5"/>
     </w:p>
     <w:p>
       <w:pPr>
@@ -7313,12 +7111,12 @@
         </w:numPr>
         <w:spacing w:line="360" w:lineRule="auto"/>
       </w:pPr>
-      <w:bookmarkStart w:id="8" w:name="_Toc221494703"/>
+      <w:bookmarkStart w:id="6" w:name="_Toc221533056"/>
       <w:r>
         <w:lastRenderedPageBreak/>
         <w:t>Проектирование архитектуры</w:t>
       </w:r>
-      <w:bookmarkEnd w:id="8"/>
+      <w:bookmarkEnd w:id="6"/>
     </w:p>
     <w:p>
       <w:pPr>
@@ -7359,6 +7157,7 @@
       </w:pPr>
       <w:r>
         <w:rPr>
+          <w:noProof/>
           <w:lang w:eastAsia="ru-RU"/>
         </w:rPr>
         <w:drawing>
@@ -7410,25 +7209,7 @@
         <w:rPr>
           <w:lang w:val="ru-RU"/>
         </w:rPr>
-        <w:t>Рис. 1</w:t>
-      </w:r>
-      <w:r>
-        <w:rPr>
-          <w:lang w:val="ru-RU"/>
-        </w:rPr>
-        <w:t>2</w:t>
-      </w:r>
-      <w:r>
-        <w:rPr>
-          <w:lang w:val="ru-RU"/>
-        </w:rPr>
-        <w:t xml:space="preserve"> </w:t>
-      </w:r>
-      <w:r>
-        <w:rPr>
-          <w:lang w:val="ru-RU"/>
-        </w:rPr>
-        <w:t>Часть получившейся схемы архитектуры</w:t>
+        <w:t>Рис. 12 Часть получившейся схемы архитектуры</w:t>
       </w:r>
     </w:p>
     <w:p>
@@ -7505,13 +7286,19 @@
           <w:numId w:val="42"/>
         </w:numPr>
         <w:spacing w:line="360" w:lineRule="auto"/>
-      </w:pPr>
-      <w:bookmarkStart w:id="9" w:name="_Toc221494704"/>
-      <w:r>
+        <w:rPr>
+          <w:highlight w:val="yellow"/>
+        </w:rPr>
+      </w:pPr>
+      <w:bookmarkStart w:id="7" w:name="_Toc221533057"/>
+      <w:r>
+        <w:rPr>
+          <w:highlight w:val="yellow"/>
+        </w:rPr>
         <w:lastRenderedPageBreak/>
         <w:t>Выбор языка программирования</w:t>
       </w:r>
-      <w:bookmarkEnd w:id="9"/>
+      <w:bookmarkEnd w:id="7"/>
     </w:p>
     <w:p>
       <w:pPr>
@@ -7731,13 +7518,19 @@
           <w:numId w:val="42"/>
         </w:numPr>
         <w:spacing w:line="360" w:lineRule="auto"/>
-      </w:pPr>
-      <w:bookmarkStart w:id="10" w:name="_Toc221494705"/>
-      <w:r>
+        <w:rPr>
+          <w:highlight w:val="yellow"/>
+        </w:rPr>
+      </w:pPr>
+      <w:bookmarkStart w:id="8" w:name="_Toc221533058"/>
+      <w:r>
+        <w:rPr>
+          <w:highlight w:val="yellow"/>
+        </w:rPr>
         <w:lastRenderedPageBreak/>
         <w:t>Взаимодействие сервисов системы</w:t>
       </w:r>
-      <w:bookmarkEnd w:id="10"/>
+      <w:bookmarkEnd w:id="8"/>
     </w:p>
     <w:p>
       <w:pPr>
@@ -7848,7 +7641,21 @@
         <w:rPr>
           <w:lang w:eastAsia="ru-RU"/>
         </w:rPr>
-        <w:t xml:space="preserve"> взаимодействует с внутренними микросервисами по протоколу </w:t>
+        <w:t xml:space="preserve"> взаимодействует с внутренними </w:t>
+      </w:r>
+      <w:proofErr w:type="spellStart"/>
+      <w:r>
+        <w:rPr>
+          <w:lang w:eastAsia="ru-RU"/>
+        </w:rPr>
+        <w:t>микросервисами</w:t>
+      </w:r>
+      <w:proofErr w:type="spellEnd"/>
+      <w:r>
+        <w:rPr>
+          <w:lang w:eastAsia="ru-RU"/>
+        </w:rPr>
+        <w:t xml:space="preserve"> по протоколу </w:t>
       </w:r>
       <w:proofErr w:type="spellStart"/>
       <w:r>
@@ -8093,7 +7900,21 @@
         <w:rPr>
           <w:lang w:eastAsia="ru-RU"/>
         </w:rPr>
-        <w:t xml:space="preserve"> к микросервисам. В качестве контекста может использоваться идентификатор пользователя и набор утверждений (</w:t>
+        <w:t xml:space="preserve"> к </w:t>
+      </w:r>
+      <w:proofErr w:type="spellStart"/>
+      <w:r>
+        <w:rPr>
+          <w:lang w:eastAsia="ru-RU"/>
+        </w:rPr>
+        <w:t>микросервисам</w:t>
+      </w:r>
+      <w:proofErr w:type="spellEnd"/>
+      <w:r>
+        <w:rPr>
+          <w:lang w:eastAsia="ru-RU"/>
+        </w:rPr>
+        <w:t>. В качестве контекста может использоваться идентификатор пользователя и набор утверждений (</w:t>
       </w:r>
       <w:proofErr w:type="spellStart"/>
       <w:r>
@@ -8177,6 +7998,7 @@
       </w:pPr>
       <w:r>
         <w:rPr>
+          <w:noProof/>
           <w:lang w:eastAsia="ru-RU"/>
         </w:rPr>
         <w:lastRenderedPageBreak/>
@@ -8223,7 +8045,7 @@
         <w:ind w:firstLine="0"/>
         <w:jc w:val="center"/>
         <w:rPr>
-          <w:lang w:val="en-US" w:eastAsia="ru-RU"/>
+          <w:lang w:eastAsia="ru-RU"/>
         </w:rPr>
       </w:pPr>
       <w:r>
@@ -8285,13 +8107,19 @@
           <w:numId w:val="42"/>
         </w:numPr>
         <w:spacing w:line="360" w:lineRule="auto"/>
-      </w:pPr>
-      <w:bookmarkStart w:id="11" w:name="_Toc221494706"/>
-      <w:r>
+        <w:rPr>
+          <w:highlight w:val="yellow"/>
+        </w:rPr>
+      </w:pPr>
+      <w:bookmarkStart w:id="9" w:name="_Toc221533059"/>
+      <w:r>
+        <w:rPr>
+          <w:highlight w:val="yellow"/>
+        </w:rPr>
         <w:lastRenderedPageBreak/>
         <w:t>Технологии хранения данных</w:t>
       </w:r>
-      <w:bookmarkEnd w:id="11"/>
+      <w:bookmarkEnd w:id="9"/>
     </w:p>
     <w:p>
       <w:pPr>
@@ -8333,12 +8161,15 @@
       <w:r>
         <w:br w:type="page"/>
       </w:r>
-      <w:bookmarkStart w:id="12" w:name="_Toc221494707"/>
-      <w:r>
+      <w:bookmarkStart w:id="10" w:name="_Toc221533060"/>
+      <w:r>
+        <w:rPr>
+          <w:highlight w:val="yellow"/>
+        </w:rPr>
         <w:lastRenderedPageBreak/>
         <w:t>Реляционная база данных</w:t>
       </w:r>
-      <w:bookmarkEnd w:id="12"/>
+      <w:bookmarkEnd w:id="10"/>
     </w:p>
     <w:p>
       <w:pPr>
@@ -8351,21 +8182,21 @@
         <w:rPr>
           <w:lang w:eastAsia="ru-RU"/>
         </w:rPr>
-        <w:t xml:space="preserve">В качестве основной системы хранения структурированных данных выбрана реляционная система управления базами данных </w:t>
-      </w:r>
-      <w:proofErr w:type="spellStart"/>
-      <w:r>
+        <w:t>В качестве основной системы хранения структурированных данных выбрана реляционная система управления базами данных PostgreSQL. Данное решение обусловлено высокой надёжностью, поддержкой транзакций, соответствием принципам ACID и широкими возможностями масштабирования.</w:t>
+      </w:r>
+    </w:p>
+    <w:p>
+      <w:pPr>
+        <w:pStyle w:val="ac"/>
         <w:rPr>
           <w:lang w:eastAsia="ru-RU"/>
         </w:rPr>
-        <w:t>PostgreSQL</w:t>
-      </w:r>
-      <w:proofErr w:type="spellEnd"/>
+      </w:pPr>
       <w:r>
         <w:rPr>
           <w:lang w:eastAsia="ru-RU"/>
         </w:rPr>
-        <w:t>. Данное решение обусловлено высокой надёжностью, поддержкой транзакций, соответствием принципам ACID и широкими возможностями масштабирования.</w:t>
+        <w:t>PostgreSQL используется для хранения информации о пользователях, курсах, ролях, результатах обучения и других сущностях предметной области. Применение реляционной модели позволяет обеспечить строгую структуру данных, поддерживать связи между таблицами и гарантировать целостность информации при выполнении операций изменения.</w:t>
       </w:r>
     </w:p>
     <w:p>
@@ -8375,47 +8206,11 @@
           <w:lang w:eastAsia="ru-RU"/>
         </w:rPr>
       </w:pPr>
-      <w:proofErr w:type="spellStart"/>
       <w:r>
         <w:rPr>
           <w:lang w:eastAsia="ru-RU"/>
         </w:rPr>
-        <w:t>PostgreSQL</w:t>
-      </w:r>
-      <w:proofErr w:type="spellEnd"/>
-      <w:r>
-        <w:rPr>
-          <w:lang w:eastAsia="ru-RU"/>
-        </w:rPr>
-        <w:t xml:space="preserve"> используется для хранения информации о пользователях, курсах, ролях, результатах обучения и других сущностях предметной области. Применение реляционной модели позволяет обеспечить строгую структуру данных, поддерживать связи между таблицами и гарантировать целостность информации при выполнении операций изменения.</w:t>
-      </w:r>
-    </w:p>
-    <w:p>
-      <w:pPr>
-        <w:pStyle w:val="ac"/>
-        <w:rPr>
-          <w:lang w:eastAsia="ru-RU"/>
-        </w:rPr>
-      </w:pPr>
-      <w:r>
-        <w:rPr>
-          <w:lang w:eastAsia="ru-RU"/>
-        </w:rPr>
-        <w:t xml:space="preserve">Дополнительным преимуществом </w:t>
-      </w:r>
-      <w:proofErr w:type="spellStart"/>
-      <w:r>
-        <w:rPr>
-          <w:lang w:eastAsia="ru-RU"/>
-        </w:rPr>
-        <w:t>PostgreSQL</w:t>
-      </w:r>
-      <w:proofErr w:type="spellEnd"/>
-      <w:r>
-        <w:rPr>
-          <w:lang w:eastAsia="ru-RU"/>
-        </w:rPr>
-        <w:t xml:space="preserve"> является поддержка расширенных типов данных, индексации, полнотекстового поиска и механизмов репликации, что делает данную СУБД эффективным решением для образовательных платформ с растущей нагрузкой.</w:t>
+        <w:t>Дополнительным преимуществом PostgreSQL является поддержка расширенных типов данных, индексации, полнотекстового поиска и механизмов репликации, что делает данную СУБД эффективным решением для образовательных платформ с растущей нагрузкой.</w:t>
       </w:r>
     </w:p>
     <w:p>
@@ -8514,18 +8309,22 @@
       <w:r>
         <w:br w:type="page"/>
       </w:r>
-      <w:bookmarkStart w:id="13" w:name="_Toc221494708"/>
-      <w:r>
-        <w:rPr>
+      <w:bookmarkStart w:id="11" w:name="_Toc221533061"/>
+      <w:r>
+        <w:rPr>
+          <w:highlight w:val="yellow"/>
           <w:lang w:val="en-US"/>
         </w:rPr>
         <w:lastRenderedPageBreak/>
         <w:t xml:space="preserve">In-memory </w:t>
       </w:r>
       <w:r>
+        <w:rPr>
+          <w:highlight w:val="yellow"/>
+        </w:rPr>
         <w:t>база данных</w:t>
       </w:r>
-      <w:bookmarkEnd w:id="13"/>
+      <w:bookmarkEnd w:id="11"/>
     </w:p>
     <w:p>
       <w:pPr>
@@ -8712,19 +8511,7 @@
         <w:rPr>
           <w:lang w:eastAsia="ru-RU"/>
         </w:rPr>
-        <w:t>Рис. 1</w:t>
-      </w:r>
-      <w:r>
-        <w:rPr>
-          <w:lang w:eastAsia="ru-RU"/>
-        </w:rPr>
-        <w:t>6</w:t>
-      </w:r>
-      <w:r>
-        <w:rPr>
-          <w:lang w:eastAsia="ru-RU"/>
-        </w:rPr>
-        <w:t xml:space="preserve"> Логотип </w:t>
+        <w:t xml:space="preserve">Рис. 16 Логотип </w:t>
       </w:r>
       <w:r>
         <w:rPr>
@@ -8749,18 +8536,15 @@
         </w:rPr>
         <w:br w:type="page"/>
       </w:r>
-      <w:bookmarkStart w:id="14" w:name="_Toc221494709"/>
-      <w:r>
+      <w:bookmarkStart w:id="12" w:name="_Toc221533062"/>
+      <w:r>
+        <w:rPr>
+          <w:highlight w:val="yellow"/>
+        </w:rPr>
         <w:lastRenderedPageBreak/>
-        <w:t>Объектное</w:t>
-      </w:r>
-      <w:r>
-        <w:t xml:space="preserve"> </w:t>
-      </w:r>
-      <w:r>
-        <w:t>хранилище</w:t>
-      </w:r>
-      <w:bookmarkEnd w:id="14"/>
+        <w:t>Объектное хранилище</w:t>
+      </w:r>
+      <w:bookmarkEnd w:id="12"/>
     </w:p>
     <w:p>
       <w:pPr>
@@ -8787,21 +8571,7 @@
         <w:rPr>
           <w:lang w:eastAsia="ru-RU"/>
         </w:rPr>
-        <w:t xml:space="preserve">Объектное хранилище обеспечивает масштабируемость, высокую доступность и возможность эффективной доставки контента пользователям. Файлы хранятся отдельно от основной базы данных, а в </w:t>
-      </w:r>
-      <w:proofErr w:type="spellStart"/>
-      <w:r>
-        <w:rPr>
-          <w:lang w:eastAsia="ru-RU"/>
-        </w:rPr>
-        <w:t>PostgreSQL</w:t>
-      </w:r>
-      <w:proofErr w:type="spellEnd"/>
-      <w:r>
-        <w:rPr>
-          <w:lang w:eastAsia="ru-RU"/>
-        </w:rPr>
-        <w:t xml:space="preserve"> сохраняются только ссылки и метаданные.</w:t>
+        <w:t>Объектное хранилище обеспечивает масштабируемость, высокую доступность и возможность эффективной доставки контента пользователям. Файлы хранятся отдельно от основной базы данных, а в PostgreSQL сохраняются только ссылки и метаданные.</w:t>
       </w:r>
     </w:p>
     <w:p>
@@ -8929,12 +8699,12 @@
         </w:rPr>
         <w:br w:type="page"/>
       </w:r>
-      <w:bookmarkStart w:id="15" w:name="_Toc221494710"/>
+      <w:bookmarkStart w:id="13" w:name="_Toc221533063"/>
       <w:r>
         <w:lastRenderedPageBreak/>
         <w:t>Пользовательский интерфейс</w:t>
       </w:r>
-      <w:bookmarkEnd w:id="15"/>
+      <w:bookmarkEnd w:id="13"/>
     </w:p>
     <w:p>
       <w:pPr>
@@ -9012,6 +8782,7 @@
       </w:pPr>
       <w:r>
         <w:rPr>
+          <w:noProof/>
           <w:lang w:val="en-US" w:eastAsia="ru-RU"/>
         </w:rPr>
         <w:drawing>
@@ -9090,12 +8861,12 @@
       <w:pPr>
         <w:pStyle w:val="HeaderDefault"/>
       </w:pPr>
-      <w:bookmarkStart w:id="16" w:name="_Toc221494711"/>
+      <w:bookmarkStart w:id="14" w:name="_Toc221533064"/>
       <w:r>
         <w:lastRenderedPageBreak/>
         <w:t>ЗАКЛЮЧЕНИЕ</w:t>
       </w:r>
-      <w:bookmarkEnd w:id="16"/>
+      <w:bookmarkEnd w:id="14"/>
     </w:p>
     <w:p>
       <w:pPr>
@@ -9245,21 +9016,7 @@
           <w:lang w:eastAsia="ru-RU"/>
         </w:rPr>
         <w:lastRenderedPageBreak/>
-        <w:t xml:space="preserve">Выбранные технологии хранения данных, включающие </w:t>
-      </w:r>
-      <w:proofErr w:type="spellStart"/>
-      <w:r>
-        <w:rPr>
-          <w:lang w:eastAsia="ru-RU"/>
-        </w:rPr>
-        <w:t>PostgreSQL</w:t>
-      </w:r>
-      <w:proofErr w:type="spellEnd"/>
-      <w:r>
-        <w:rPr>
-          <w:lang w:eastAsia="ru-RU"/>
-        </w:rPr>
-        <w:t xml:space="preserve">, </w:t>
+        <w:t xml:space="preserve">Выбранные технологии хранения данных, включающие PostgreSQL, </w:t>
       </w:r>
       <w:proofErr w:type="spellStart"/>
       <w:r>
@@ -9301,12 +9058,15 @@
       <w:pPr>
         <w:pStyle w:val="HeaderDefault"/>
       </w:pPr>
-      <w:bookmarkStart w:id="17" w:name="_Toc221494712"/>
-      <w:r>
+      <w:bookmarkStart w:id="15" w:name="_Toc221533065"/>
+      <w:r>
+        <w:rPr>
+          <w:highlight w:val="yellow"/>
+        </w:rPr>
         <w:lastRenderedPageBreak/>
         <w:t>СПИСОК ИСПОЛЬЗУЕМЫХ ИСТОЧНИКОВ</w:t>
       </w:r>
-      <w:bookmarkEnd w:id="17"/>
+      <w:bookmarkEnd w:id="15"/>
     </w:p>
     <w:p>
       <w:pPr>
@@ -11538,7 +11298,6 @@
           </w:rPr>
           <w:t>://</w:t>
         </w:r>
-        <w:proofErr w:type="spellStart"/>
         <w:r>
           <w:rPr>
             <w:rStyle w:val="a6"/>
@@ -11547,7 +11306,6 @@
           </w:rPr>
           <w:t>github</w:t>
         </w:r>
-        <w:proofErr w:type="spellEnd"/>
         <w:r>
           <w:rPr>
             <w:rStyle w:val="a6"/>
@@ -12236,7 +11994,7 @@
 </file>
 
 <file path=word/endnotes.xml><?xml version="1.0" encoding="utf-8"?>
-<w:endnotes xmlns:wpc="http://schemas.microsoft.com/office/word/2010/wordprocessingCanvas" xmlns:cx="http://schemas.microsoft.com/office/drawing/2014/chartex" xmlns:cx1="http://schemas.microsoft.com/office/drawing/2015/9/8/chartex" xmlns:cx2="http://schemas.microsoft.com/office/drawing/2015/10/21/chartex" xmlns:cx3="http://schemas.microsoft.com/office/drawing/2016/5/9/chartex" xmlns:cx4="http://schemas.microsoft.com/office/drawing/2016/5/10/chartex" xmlns:cx5="http://schemas.microsoft.com/office/drawing/2016/5/11/chartex" xmlns:cx6="http://schemas.microsoft.com/office/drawing/2016/5/12/chartex" xmlns:cx7="http://schemas.microsoft.com/office/drawing/2016/5/13/chartex" xmlns:cx8="http://schemas.microsoft.com/office/drawing/2016/5/14/chartex" xmlns:mc="http://schemas.openxmlformats.org/markup-compatibility/2006" xmlns:aink="http://schemas.microsoft.com/office/drawing/2016/ink" xmlns:am3d="http://schemas.microsoft.com/office/drawing/2017/model3d" xmlns:o="urn:schemas-microsoft-com:office:office" xmlns:oel="http://schemas.microsoft.com/office/2019/extlst" xmlns:r="http://schemas.openxmlformats.org/officeDocument/2006/relationships" xmlns:m="http://schemas.openxmlformats.org/officeDocument/2006/math" xmlns:v="urn:schemas-microsoft-com:vml" xmlns:wp14="http://schemas.microsoft.com/office/word/2010/wordprocessingDrawing" xmlns:wp="http://schemas.openxmlformats.org/drawingml/2006/wordprocessingDrawing" xmlns:w10="urn:schemas-microsoft-com:office:word" xmlns:w="http://schemas.openxmlformats.org/wordprocessingml/2006/main" xmlns:w14="http://schemas.microsoft.com/office/word/2010/wordml" xmlns:w15="http://schemas.microsoft.com/office/word/2012/wordml" xmlns:w16cex="http://schemas.microsoft.com/office/word/2018/wordml/cex" xmlns:w16cid="http://schemas.microsoft.com/office/word/2016/wordml/cid" xmlns:w16="http://schemas.microsoft.com/office/word/2018/wordml" xmlns:w16du="http://schemas.microsoft.com/office/word/2023/wordml/word16du" xmlns:w16sdtdh="http://schemas.microsoft.com/office/word/2020/wordml/sdtdatahash" xmlns:w16sdtfl="http://schemas.microsoft.com/office/word/2024/wordml/sdtformatlock" xmlns:w16se="http://schemas.microsoft.com/office/word/2015/wordml/symex" xmlns:wpg="http://schemas.microsoft.com/office/word/2010/wordprocessingGroup" xmlns:wpi="http://schemas.microsoft.com/office/word/2010/wordprocessingInk" xmlns:wne="http://schemas.microsoft.com/office/word/2006/wordml" xmlns:wps="http://schemas.microsoft.com/office/word/2010/wordprocessingShape" mc:Ignorable="w14 w15 w16se w16cid w16 w16cex w16sdtdh w16sdtfl w16du wp14">
+<w:endnotes xmlns:wpc="http://schemas.microsoft.com/office/word/2010/wordprocessingCanvas" xmlns:cx="http://schemas.microsoft.com/office/drawing/2014/chartex" xmlns:cx1="http://schemas.microsoft.com/office/drawing/2015/9/8/chartex" xmlns:cx2="http://schemas.microsoft.com/office/drawing/2015/10/21/chartex" xmlns:cx3="http://schemas.microsoft.com/office/drawing/2016/5/9/chartex" xmlns:cx4="http://schemas.microsoft.com/office/drawing/2016/5/10/chartex" xmlns:cx5="http://schemas.microsoft.com/office/drawing/2016/5/11/chartex" xmlns:cx6="http://schemas.microsoft.com/office/drawing/2016/5/12/chartex" xmlns:cx7="http://schemas.microsoft.com/office/drawing/2016/5/13/chartex" xmlns:cx8="http://schemas.microsoft.com/office/drawing/2016/5/14/chartex" xmlns:mc="http://schemas.openxmlformats.org/markup-compatibility/2006" xmlns:aink="http://schemas.microsoft.com/office/drawing/2016/ink" xmlns:am3d="http://schemas.microsoft.com/office/drawing/2017/model3d" xmlns:o="urn:schemas-microsoft-com:office:office" xmlns:r="http://schemas.openxmlformats.org/officeDocument/2006/relationships" xmlns:m="http://schemas.openxmlformats.org/officeDocument/2006/math" xmlns:v="urn:schemas-microsoft-com:vml" xmlns:wp14="http://schemas.microsoft.com/office/word/2010/wordprocessingDrawing" xmlns:wp="http://schemas.openxmlformats.org/drawingml/2006/wordprocessingDrawing" xmlns:w10="urn:schemas-microsoft-com:office:word" xmlns:w="http://schemas.openxmlformats.org/wordprocessingml/2006/main" xmlns:w14="http://schemas.microsoft.com/office/word/2010/wordml" xmlns:w15="http://schemas.microsoft.com/office/word/2012/wordml" xmlns:w16cex="http://schemas.microsoft.com/office/word/2018/wordml/cex" xmlns:w16cid="http://schemas.microsoft.com/office/word/2016/wordml/cid" xmlns:w16="http://schemas.microsoft.com/office/word/2018/wordml" xmlns:w16sdtdh="http://schemas.microsoft.com/office/word/2020/wordml/sdtdatahash" xmlns:w16se="http://schemas.microsoft.com/office/word/2015/wordml/symex" xmlns:wpg="http://schemas.microsoft.com/office/word/2010/wordprocessingGroup" xmlns:wpi="http://schemas.microsoft.com/office/word/2010/wordprocessingInk" xmlns:wne="http://schemas.microsoft.com/office/word/2006/wordml" xmlns:wps="http://schemas.microsoft.com/office/word/2010/wordprocessingShape" mc:Ignorable="w14 w15 w16se w16cid w16 w16cex w16sdtdh wp14">
   <w:endnote w:type="separator" w:id="-1">
     <w:p>
       <w:pPr>
@@ -12261,7 +12019,7 @@
 </file>
 
 <file path=word/footer1.xml><?xml version="1.0" encoding="utf-8"?>
-<w:ftr xmlns:wpc="http://schemas.microsoft.com/office/word/2010/wordprocessingCanvas" xmlns:cx="http://schemas.microsoft.com/office/drawing/2014/chartex" xmlns:cx1="http://schemas.microsoft.com/office/drawing/2015/9/8/chartex" xmlns:cx2="http://schemas.microsoft.com/office/drawing/2015/10/21/chartex" xmlns:cx3="http://schemas.microsoft.com/office/drawing/2016/5/9/chartex" xmlns:cx4="http://schemas.microsoft.com/office/drawing/2016/5/10/chartex" xmlns:cx5="http://schemas.microsoft.com/office/drawing/2016/5/11/chartex" xmlns:cx6="http://schemas.microsoft.com/office/drawing/2016/5/12/chartex" xmlns:cx7="http://schemas.microsoft.com/office/drawing/2016/5/13/chartex" xmlns:cx8="http://schemas.microsoft.com/office/drawing/2016/5/14/chartex" xmlns:mc="http://schemas.openxmlformats.org/markup-compatibility/2006" xmlns:aink="http://schemas.microsoft.com/office/drawing/2016/ink" xmlns:am3d="http://schemas.microsoft.com/office/drawing/2017/model3d" xmlns:o="urn:schemas-microsoft-com:office:office" xmlns:oel="http://schemas.microsoft.com/office/2019/extlst" xmlns:r="http://schemas.openxmlformats.org/officeDocument/2006/relationships" xmlns:m="http://schemas.openxmlformats.org/officeDocument/2006/math" xmlns:v="urn:schemas-microsoft-com:vml" xmlns:wp14="http://schemas.microsoft.com/office/word/2010/wordprocessingDrawing" xmlns:wp="http://schemas.openxmlformats.org/drawingml/2006/wordprocessingDrawing" xmlns:w10="urn:schemas-microsoft-com:office:word" xmlns:w="http://schemas.openxmlformats.org/wordprocessingml/2006/main" xmlns:w14="http://schemas.microsoft.com/office/word/2010/wordml" xmlns:w15="http://schemas.microsoft.com/office/word/2012/wordml" xmlns:w16cex="http://schemas.microsoft.com/office/word/2018/wordml/cex" xmlns:w16cid="http://schemas.microsoft.com/office/word/2016/wordml/cid" xmlns:w16="http://schemas.microsoft.com/office/word/2018/wordml" xmlns:w16du="http://schemas.microsoft.com/office/word/2023/wordml/word16du" xmlns:w16sdtdh="http://schemas.microsoft.com/office/word/2020/wordml/sdtdatahash" xmlns:w16sdtfl="http://schemas.microsoft.com/office/word/2024/wordml/sdtformatlock" xmlns:w16se="http://schemas.microsoft.com/office/word/2015/wordml/symex" xmlns:wpg="http://schemas.microsoft.com/office/word/2010/wordprocessingGroup" xmlns:wpi="http://schemas.microsoft.com/office/word/2010/wordprocessingInk" xmlns:wne="http://schemas.microsoft.com/office/word/2006/wordml" xmlns:wps="http://schemas.microsoft.com/office/word/2010/wordprocessingShape" mc:Ignorable="w14 w15 w16se w16cid w16 w16cex w16sdtdh w16sdtfl w16du wp14">
+<w:ftr xmlns:wpc="http://schemas.microsoft.com/office/word/2010/wordprocessingCanvas" xmlns:cx="http://schemas.microsoft.com/office/drawing/2014/chartex" xmlns:cx1="http://schemas.microsoft.com/office/drawing/2015/9/8/chartex" xmlns:cx2="http://schemas.microsoft.com/office/drawing/2015/10/21/chartex" xmlns:cx3="http://schemas.microsoft.com/office/drawing/2016/5/9/chartex" xmlns:cx4="http://schemas.microsoft.com/office/drawing/2016/5/10/chartex" xmlns:cx5="http://schemas.microsoft.com/office/drawing/2016/5/11/chartex" xmlns:cx6="http://schemas.microsoft.com/office/drawing/2016/5/12/chartex" xmlns:cx7="http://schemas.microsoft.com/office/drawing/2016/5/13/chartex" xmlns:cx8="http://schemas.microsoft.com/office/drawing/2016/5/14/chartex" xmlns:mc="http://schemas.openxmlformats.org/markup-compatibility/2006" xmlns:aink="http://schemas.microsoft.com/office/drawing/2016/ink" xmlns:am3d="http://schemas.microsoft.com/office/drawing/2017/model3d" xmlns:o="urn:schemas-microsoft-com:office:office" xmlns:r="http://schemas.openxmlformats.org/officeDocument/2006/relationships" xmlns:m="http://schemas.openxmlformats.org/officeDocument/2006/math" xmlns:v="urn:schemas-microsoft-com:vml" xmlns:wp14="http://schemas.microsoft.com/office/word/2010/wordprocessingDrawing" xmlns:wp="http://schemas.openxmlformats.org/drawingml/2006/wordprocessingDrawing" xmlns:w10="urn:schemas-microsoft-com:office:word" xmlns:w="http://schemas.openxmlformats.org/wordprocessingml/2006/main" xmlns:w14="http://schemas.microsoft.com/office/word/2010/wordml" xmlns:w15="http://schemas.microsoft.com/office/word/2012/wordml" xmlns:w16cex="http://schemas.microsoft.com/office/word/2018/wordml/cex" xmlns:w16cid="http://schemas.microsoft.com/office/word/2016/wordml/cid" xmlns:w16="http://schemas.microsoft.com/office/word/2018/wordml" xmlns:w16sdtdh="http://schemas.microsoft.com/office/word/2020/wordml/sdtdatahash" xmlns:w16se="http://schemas.microsoft.com/office/word/2015/wordml/symex" xmlns:wpg="http://schemas.microsoft.com/office/word/2010/wordprocessingGroup" xmlns:wpi="http://schemas.microsoft.com/office/word/2010/wordprocessingInk" xmlns:wne="http://schemas.microsoft.com/office/word/2006/wordml" xmlns:wps="http://schemas.microsoft.com/office/word/2010/wordprocessingShape" mc:Ignorable="w14 w15 w16se w16cid w16 w16cex w16sdtdh wp14">
   <w:sdt>
     <w:sdtPr>
       <w:id w:val="1852680478"/>
@@ -12314,7 +12072,7 @@
 </file>
 
 <file path=word/footnotes.xml><?xml version="1.0" encoding="utf-8"?>
-<w:footnotes xmlns:wpc="http://schemas.microsoft.com/office/word/2010/wordprocessingCanvas" xmlns:cx="http://schemas.microsoft.com/office/drawing/2014/chartex" xmlns:cx1="http://schemas.microsoft.com/office/drawing/2015/9/8/chartex" xmlns:cx2="http://schemas.microsoft.com/office/drawing/2015/10/21/chartex" xmlns:cx3="http://schemas.microsoft.com/office/drawing/2016/5/9/chartex" xmlns:cx4="http://schemas.microsoft.com/office/drawing/2016/5/10/chartex" xmlns:cx5="http://schemas.microsoft.com/office/drawing/2016/5/11/chartex" xmlns:cx6="http://schemas.microsoft.com/office/drawing/2016/5/12/chartex" xmlns:cx7="http://schemas.microsoft.com/office/drawing/2016/5/13/chartex" xmlns:cx8="http://schemas.microsoft.com/office/drawing/2016/5/14/chartex" xmlns:mc="http://schemas.openxmlformats.org/markup-compatibility/2006" xmlns:aink="http://schemas.microsoft.com/office/drawing/2016/ink" xmlns:am3d="http://schemas.microsoft.com/office/drawing/2017/model3d" xmlns:o="urn:schemas-microsoft-com:office:office" xmlns:oel="http://schemas.microsoft.com/office/2019/extlst" xmlns:r="http://schemas.openxmlformats.org/officeDocument/2006/relationships" xmlns:m="http://schemas.openxmlformats.org/officeDocument/2006/math" xmlns:v="urn:schemas-microsoft-com:vml" xmlns:wp14="http://schemas.microsoft.com/office/word/2010/wordprocessingDrawing" xmlns:wp="http://schemas.openxmlformats.org/drawingml/2006/wordprocessingDrawing" xmlns:w10="urn:schemas-microsoft-com:office:word" xmlns:w="http://schemas.openxmlformats.org/wordprocessingml/2006/main" xmlns:w14="http://schemas.microsoft.com/office/word/2010/wordml" xmlns:w15="http://schemas.microsoft.com/office/word/2012/wordml" xmlns:w16cex="http://schemas.microsoft.com/office/word/2018/wordml/cex" xmlns:w16cid="http://schemas.microsoft.com/office/word/2016/wordml/cid" xmlns:w16="http://schemas.microsoft.com/office/word/2018/wordml" xmlns:w16du="http://schemas.microsoft.com/office/word/2023/wordml/word16du" xmlns:w16sdtdh="http://schemas.microsoft.com/office/word/2020/wordml/sdtdatahash" xmlns:w16sdtfl="http://schemas.microsoft.com/office/word/2024/wordml/sdtformatlock" xmlns:w16se="http://schemas.microsoft.com/office/word/2015/wordml/symex" xmlns:wpg="http://schemas.microsoft.com/office/word/2010/wordprocessingGroup" xmlns:wpi="http://schemas.microsoft.com/office/word/2010/wordprocessingInk" xmlns:wne="http://schemas.microsoft.com/office/word/2006/wordml" xmlns:wps="http://schemas.microsoft.com/office/word/2010/wordprocessingShape" mc:Ignorable="w14 w15 w16se w16cid w16 w16cex w16sdtdh w16sdtfl w16du wp14">
+<w:footnotes xmlns:wpc="http://schemas.microsoft.com/office/word/2010/wordprocessingCanvas" xmlns:cx="http://schemas.microsoft.com/office/drawing/2014/chartex" xmlns:cx1="http://schemas.microsoft.com/office/drawing/2015/9/8/chartex" xmlns:cx2="http://schemas.microsoft.com/office/drawing/2015/10/21/chartex" xmlns:cx3="http://schemas.microsoft.com/office/drawing/2016/5/9/chartex" xmlns:cx4="http://schemas.microsoft.com/office/drawing/2016/5/10/chartex" xmlns:cx5="http://schemas.microsoft.com/office/drawing/2016/5/11/chartex" xmlns:cx6="http://schemas.microsoft.com/office/drawing/2016/5/12/chartex" xmlns:cx7="http://schemas.microsoft.com/office/drawing/2016/5/13/chartex" xmlns:cx8="http://schemas.microsoft.com/office/drawing/2016/5/14/chartex" xmlns:mc="http://schemas.openxmlformats.org/markup-compatibility/2006" xmlns:aink="http://schemas.microsoft.com/office/drawing/2016/ink" xmlns:am3d="http://schemas.microsoft.com/office/drawing/2017/model3d" xmlns:o="urn:schemas-microsoft-com:office:office" xmlns:r="http://schemas.openxmlformats.org/officeDocument/2006/relationships" xmlns:m="http://schemas.openxmlformats.org/officeDocument/2006/math" xmlns:v="urn:schemas-microsoft-com:vml" xmlns:wp14="http://schemas.microsoft.com/office/word/2010/wordprocessingDrawing" xmlns:wp="http://schemas.openxmlformats.org/drawingml/2006/wordprocessingDrawing" xmlns:w10="urn:schemas-microsoft-com:office:word" xmlns:w="http://schemas.openxmlformats.org/wordprocessingml/2006/main" xmlns:w14="http://schemas.microsoft.com/office/word/2010/wordml" xmlns:w15="http://schemas.microsoft.com/office/word/2012/wordml" xmlns:w16cex="http://schemas.microsoft.com/office/word/2018/wordml/cex" xmlns:w16cid="http://schemas.microsoft.com/office/word/2016/wordml/cid" xmlns:w16="http://schemas.microsoft.com/office/word/2018/wordml" xmlns:w16sdtdh="http://schemas.microsoft.com/office/word/2020/wordml/sdtdatahash" xmlns:w16se="http://schemas.microsoft.com/office/word/2015/wordml/symex" xmlns:wpg="http://schemas.microsoft.com/office/word/2010/wordprocessingGroup" xmlns:wpi="http://schemas.microsoft.com/office/word/2010/wordprocessingInk" xmlns:wne="http://schemas.microsoft.com/office/word/2006/wordml" xmlns:wps="http://schemas.microsoft.com/office/word/2010/wordprocessingShape" mc:Ignorable="w14 w15 w16se w16cid w16 w16cex w16sdtdh wp14">
   <w:footnote w:type="separator" w:id="-1">
     <w:p>
       <w:pPr>
@@ -12339,7 +12097,7 @@
 </file>
 
 <file path=word/numbering.xml><?xml version="1.0" encoding="utf-8"?>
-<w:numbering xmlns:wpc="http://schemas.microsoft.com/office/word/2010/wordprocessingCanvas" xmlns:cx="http://schemas.microsoft.com/office/drawing/2014/chartex" xmlns:cx1="http://schemas.microsoft.com/office/drawing/2015/9/8/chartex" xmlns:cx2="http://schemas.microsoft.com/office/drawing/2015/10/21/chartex" xmlns:cx3="http://schemas.microsoft.com/office/drawing/2016/5/9/chartex" xmlns:cx4="http://schemas.microsoft.com/office/drawing/2016/5/10/chartex" xmlns:cx5="http://schemas.microsoft.com/office/drawing/2016/5/11/chartex" xmlns:cx6="http://schemas.microsoft.com/office/drawing/2016/5/12/chartex" xmlns:cx7="http://schemas.microsoft.com/office/drawing/2016/5/13/chartex" xmlns:cx8="http://schemas.microsoft.com/office/drawing/2016/5/14/chartex" xmlns:mc="http://schemas.openxmlformats.org/markup-compatibility/2006" xmlns:aink="http://schemas.microsoft.com/office/drawing/2016/ink" xmlns:am3d="http://schemas.microsoft.com/office/drawing/2017/model3d" xmlns:o="urn:schemas-microsoft-com:office:office" xmlns:oel="http://schemas.microsoft.com/office/2019/extlst" xmlns:r="http://schemas.openxmlformats.org/officeDocument/2006/relationships" xmlns:m="http://schemas.openxmlformats.org/officeDocument/2006/math" xmlns:v="urn:schemas-microsoft-com:vml" xmlns:wp14="http://schemas.microsoft.com/office/word/2010/wordprocessingDrawing" xmlns:wp="http://schemas.openxmlformats.org/drawingml/2006/wordprocessingDrawing" xmlns:w10="urn:schemas-microsoft-com:office:word" xmlns:w="http://schemas.openxmlformats.org/wordprocessingml/2006/main" xmlns:w14="http://schemas.microsoft.com/office/word/2010/wordml" xmlns:w15="http://schemas.microsoft.com/office/word/2012/wordml" xmlns:w16cex="http://schemas.microsoft.com/office/word/2018/wordml/cex" xmlns:w16cid="http://schemas.microsoft.com/office/word/2016/wordml/cid" xmlns:w16="http://schemas.microsoft.com/office/word/2018/wordml" xmlns:w16du="http://schemas.microsoft.com/office/word/2023/wordml/word16du" xmlns:w16sdtdh="http://schemas.microsoft.com/office/word/2020/wordml/sdtdatahash" xmlns:w16sdtfl="http://schemas.microsoft.com/office/word/2024/wordml/sdtformatlock" xmlns:w16se="http://schemas.microsoft.com/office/word/2015/wordml/symex" xmlns:wpg="http://schemas.microsoft.com/office/word/2010/wordprocessingGroup" xmlns:wpi="http://schemas.microsoft.com/office/word/2010/wordprocessingInk" xmlns:wne="http://schemas.microsoft.com/office/word/2006/wordml" xmlns:wps="http://schemas.microsoft.com/office/word/2010/wordprocessingShape" mc:Ignorable="w14 w15 w16se w16cid w16 w16cex w16sdtdh w16sdtfl w16du wp14">
+<w:numbering xmlns:wpc="http://schemas.microsoft.com/office/word/2010/wordprocessingCanvas" xmlns:cx="http://schemas.microsoft.com/office/drawing/2014/chartex" xmlns:cx1="http://schemas.microsoft.com/office/drawing/2015/9/8/chartex" xmlns:cx2="http://schemas.microsoft.com/office/drawing/2015/10/21/chartex" xmlns:cx3="http://schemas.microsoft.com/office/drawing/2016/5/9/chartex" xmlns:cx4="http://schemas.microsoft.com/office/drawing/2016/5/10/chartex" xmlns:cx5="http://schemas.microsoft.com/office/drawing/2016/5/11/chartex" xmlns:cx6="http://schemas.microsoft.com/office/drawing/2016/5/12/chartex" xmlns:cx7="http://schemas.microsoft.com/office/drawing/2016/5/13/chartex" xmlns:cx8="http://schemas.microsoft.com/office/drawing/2016/5/14/chartex" xmlns:mc="http://schemas.openxmlformats.org/markup-compatibility/2006" xmlns:aink="http://schemas.microsoft.com/office/drawing/2016/ink" xmlns:am3d="http://schemas.microsoft.com/office/drawing/2017/model3d" xmlns:o="urn:schemas-microsoft-com:office:office" xmlns:r="http://schemas.openxmlformats.org/officeDocument/2006/relationships" xmlns:m="http://schemas.openxmlformats.org/officeDocument/2006/math" xmlns:v="urn:schemas-microsoft-com:vml" xmlns:wp14="http://schemas.microsoft.com/office/word/2010/wordprocessingDrawing" xmlns:wp="http://schemas.openxmlformats.org/drawingml/2006/wordprocessingDrawing" xmlns:w10="urn:schemas-microsoft-com:office:word" xmlns:w="http://schemas.openxmlformats.org/wordprocessingml/2006/main" xmlns:w14="http://schemas.microsoft.com/office/word/2010/wordml" xmlns:w15="http://schemas.microsoft.com/office/word/2012/wordml" xmlns:w16cex="http://schemas.microsoft.com/office/word/2018/wordml/cex" xmlns:w16cid="http://schemas.microsoft.com/office/word/2016/wordml/cid" xmlns:w16="http://schemas.microsoft.com/office/word/2018/wordml" xmlns:w16sdtdh="http://schemas.microsoft.com/office/word/2020/wordml/sdtdatahash" xmlns:w16se="http://schemas.microsoft.com/office/word/2015/wordml/symex" xmlns:wpg="http://schemas.microsoft.com/office/word/2010/wordprocessingGroup" xmlns:wpi="http://schemas.microsoft.com/office/word/2010/wordprocessingInk" xmlns:wne="http://schemas.microsoft.com/office/word/2006/wordml" xmlns:wps="http://schemas.microsoft.com/office/word/2010/wordprocessingShape" mc:Ignorable="w14 w15 w16se w16cid w16 w16cex w16sdtdh wp14">
   <w:abstractNum w:abstractNumId="0" w15:restartNumberingAfterBreak="0">
     <w:nsid w:val="059E25C8"/>
     <w:multiLevelType w:val="multilevel"/>
@@ -16920,146 +16678,146 @@
       </w:rPr>
     </w:lvl>
   </w:abstractNum>
-  <w:num w:numId="1" w16cid:durableId="2087653534">
+  <w:num w:numId="1">
     <w:abstractNumId w:val="29"/>
   </w:num>
-  <w:num w:numId="2" w16cid:durableId="877736510">
+  <w:num w:numId="2">
     <w:abstractNumId w:val="34"/>
   </w:num>
-  <w:num w:numId="3" w16cid:durableId="1979721365">
+  <w:num w:numId="3">
     <w:abstractNumId w:val="22"/>
   </w:num>
-  <w:num w:numId="4" w16cid:durableId="8142604">
+  <w:num w:numId="4">
     <w:abstractNumId w:val="7"/>
   </w:num>
-  <w:num w:numId="5" w16cid:durableId="102530559">
+  <w:num w:numId="5">
     <w:abstractNumId w:val="8"/>
   </w:num>
-  <w:num w:numId="6" w16cid:durableId="1168208421">
+  <w:num w:numId="6">
     <w:abstractNumId w:val="42"/>
   </w:num>
-  <w:num w:numId="7" w16cid:durableId="668757101">
+  <w:num w:numId="7">
     <w:abstractNumId w:val="15"/>
   </w:num>
-  <w:num w:numId="8" w16cid:durableId="362288229">
+  <w:num w:numId="8">
     <w:abstractNumId w:val="6"/>
   </w:num>
-  <w:num w:numId="9" w16cid:durableId="1969505590">
+  <w:num w:numId="9">
     <w:abstractNumId w:val="27"/>
   </w:num>
-  <w:num w:numId="10" w16cid:durableId="1408574786">
+  <w:num w:numId="10">
     <w:abstractNumId w:val="18"/>
   </w:num>
-  <w:num w:numId="11" w16cid:durableId="1158696053">
+  <w:num w:numId="11">
     <w:abstractNumId w:val="19"/>
   </w:num>
-  <w:num w:numId="12" w16cid:durableId="958754725">
+  <w:num w:numId="12">
     <w:abstractNumId w:val="32"/>
   </w:num>
-  <w:num w:numId="13" w16cid:durableId="1260522851">
+  <w:num w:numId="13">
     <w:abstractNumId w:val="0"/>
   </w:num>
-  <w:num w:numId="14" w16cid:durableId="1955139317">
+  <w:num w:numId="14">
     <w:abstractNumId w:val="23"/>
   </w:num>
-  <w:num w:numId="15" w16cid:durableId="1933660797">
+  <w:num w:numId="15">
     <w:abstractNumId w:val="40"/>
   </w:num>
-  <w:num w:numId="16" w16cid:durableId="98381588">
+  <w:num w:numId="16">
     <w:abstractNumId w:val="31"/>
   </w:num>
-  <w:num w:numId="17" w16cid:durableId="942684067">
+  <w:num w:numId="17">
     <w:abstractNumId w:val="11"/>
   </w:num>
-  <w:num w:numId="18" w16cid:durableId="1444301590">
+  <w:num w:numId="18">
     <w:abstractNumId w:val="10"/>
   </w:num>
-  <w:num w:numId="19" w16cid:durableId="878005572">
+  <w:num w:numId="19">
     <w:abstractNumId w:val="1"/>
   </w:num>
-  <w:num w:numId="20" w16cid:durableId="2083670736">
+  <w:num w:numId="20">
     <w:abstractNumId w:val="3"/>
   </w:num>
-  <w:num w:numId="21" w16cid:durableId="50930017">
+  <w:num w:numId="21">
     <w:abstractNumId w:val="17"/>
   </w:num>
-  <w:num w:numId="22" w16cid:durableId="432172713">
+  <w:num w:numId="22">
     <w:abstractNumId w:val="9"/>
   </w:num>
-  <w:num w:numId="23" w16cid:durableId="86191798">
+  <w:num w:numId="23">
     <w:abstractNumId w:val="25"/>
   </w:num>
-  <w:num w:numId="24" w16cid:durableId="689336349">
+  <w:num w:numId="24">
     <w:abstractNumId w:val="41"/>
   </w:num>
-  <w:num w:numId="25" w16cid:durableId="1275210595">
+  <w:num w:numId="25">
     <w:abstractNumId w:val="13"/>
   </w:num>
-  <w:num w:numId="26" w16cid:durableId="1668291206">
+  <w:num w:numId="26">
     <w:abstractNumId w:val="39"/>
   </w:num>
-  <w:num w:numId="27" w16cid:durableId="624846495">
+  <w:num w:numId="27">
     <w:abstractNumId w:val="21"/>
   </w:num>
-  <w:num w:numId="28" w16cid:durableId="1333412334">
+  <w:num w:numId="28">
     <w:abstractNumId w:val="35"/>
   </w:num>
-  <w:num w:numId="29" w16cid:durableId="1333988504">
+  <w:num w:numId="29">
     <w:abstractNumId w:val="16"/>
   </w:num>
-  <w:num w:numId="30" w16cid:durableId="1752893500">
+  <w:num w:numId="30">
     <w:abstractNumId w:val="24"/>
   </w:num>
-  <w:num w:numId="31" w16cid:durableId="469396384">
+  <w:num w:numId="31">
     <w:abstractNumId w:val="38"/>
   </w:num>
-  <w:num w:numId="32" w16cid:durableId="1432553003">
+  <w:num w:numId="32">
     <w:abstractNumId w:val="12"/>
   </w:num>
-  <w:num w:numId="33" w16cid:durableId="1671985756">
+  <w:num w:numId="33">
     <w:abstractNumId w:val="28"/>
   </w:num>
-  <w:num w:numId="34" w16cid:durableId="1816219542">
+  <w:num w:numId="34">
     <w:abstractNumId w:val="44"/>
   </w:num>
-  <w:num w:numId="35" w16cid:durableId="1070612165">
+  <w:num w:numId="35">
     <w:abstractNumId w:val="14"/>
   </w:num>
-  <w:num w:numId="36" w16cid:durableId="1851286404">
+  <w:num w:numId="36">
     <w:abstractNumId w:val="33"/>
   </w:num>
-  <w:num w:numId="37" w16cid:durableId="1513840333">
+  <w:num w:numId="37">
     <w:abstractNumId w:val="43"/>
   </w:num>
-  <w:num w:numId="38" w16cid:durableId="1728063365">
+  <w:num w:numId="38">
     <w:abstractNumId w:val="30"/>
   </w:num>
-  <w:num w:numId="39" w16cid:durableId="332802218">
+  <w:num w:numId="39">
     <w:abstractNumId w:val="5"/>
   </w:num>
-  <w:num w:numId="40" w16cid:durableId="410196439">
+  <w:num w:numId="40">
     <w:abstractNumId w:val="2"/>
   </w:num>
-  <w:num w:numId="41" w16cid:durableId="1478718091">
+  <w:num w:numId="41">
     <w:abstractNumId w:val="36"/>
   </w:num>
-  <w:num w:numId="42" w16cid:durableId="2034106858">
+  <w:num w:numId="42">
     <w:abstractNumId w:val="26"/>
   </w:num>
-  <w:num w:numId="43" w16cid:durableId="1509102490">
+  <w:num w:numId="43">
     <w:abstractNumId w:val="4"/>
   </w:num>
-  <w:num w:numId="44" w16cid:durableId="19623430">
+  <w:num w:numId="44">
     <w:abstractNumId w:val="37"/>
   </w:num>
-  <w:num w:numId="45" w16cid:durableId="976837629">
+  <w:num w:numId="45">
     <w:abstractNumId w:val="20"/>
   </w:num>
 </w:numbering>
 </file>
 
 <file path=word/styles.xml><?xml version="1.0" encoding="utf-8"?>
-<w:styles xmlns:mc="http://schemas.openxmlformats.org/markup-compatibility/2006" xmlns:r="http://schemas.openxmlformats.org/officeDocument/2006/relationships" xmlns:w="http://schemas.openxmlformats.org/wordprocessingml/2006/main" xmlns:w14="http://schemas.microsoft.com/office/word/2010/wordml" xmlns:w15="http://schemas.microsoft.com/office/word/2012/wordml" xmlns:w16cex="http://schemas.microsoft.com/office/word/2018/wordml/cex" xmlns:w16cid="http://schemas.microsoft.com/office/word/2016/wordml/cid" xmlns:w16="http://schemas.microsoft.com/office/word/2018/wordml" xmlns:w16du="http://schemas.microsoft.com/office/word/2023/wordml/word16du" xmlns:w16sdtdh="http://schemas.microsoft.com/office/word/2020/wordml/sdtdatahash" xmlns:w16sdtfl="http://schemas.microsoft.com/office/word/2024/wordml/sdtformatlock" xmlns:w16se="http://schemas.microsoft.com/office/word/2015/wordml/symex" mc:Ignorable="w14 w15 w16se w16cid w16 w16cex w16sdtdh w16sdtfl w16du">
+<w:styles xmlns:mc="http://schemas.openxmlformats.org/markup-compatibility/2006" xmlns:r="http://schemas.openxmlformats.org/officeDocument/2006/relationships" xmlns:w="http://schemas.openxmlformats.org/wordprocessingml/2006/main" xmlns:w14="http://schemas.microsoft.com/office/word/2010/wordml" xmlns:w15="http://schemas.microsoft.com/office/word/2012/wordml" xmlns:w16cex="http://schemas.microsoft.com/office/word/2018/wordml/cex" xmlns:w16cid="http://schemas.microsoft.com/office/word/2016/wordml/cid" xmlns:w16="http://schemas.microsoft.com/office/word/2018/wordml" xmlns:w16sdtdh="http://schemas.microsoft.com/office/word/2020/wordml/sdtdatahash" xmlns:w16se="http://schemas.microsoft.com/office/word/2015/wordml/symex" mc:Ignorable="w14 w15 w16se w16cid w16 w16cex w16sdtdh">
   <w:docDefaults>
     <w:rPrDefault>
       <w:rPr>
@@ -17512,6 +17270,7 @@
   <w:style w:type="character" w:default="1" w:styleId="a0">
     <w:name w:val="Default Paragraph Font"/>
     <w:uiPriority w:val="1"/>
+    <w:semiHidden/>
     <w:unhideWhenUsed/>
   </w:style>
   <w:style w:type="table" w:default="1" w:styleId="a1">
